--- a/docx/guides/modules/14_cierre_y_boletines/cierre_y_boletines.docx
+++ b/docx/guides/modules/14_cierre_y_boletines/cierre_y_boletines.docx
@@ -2,7 +2,7 @@
 <file path=word/document.xml><?xml version="1.0" encoding="utf-8"?>
 <w:document xmlns:w="http://schemas.openxmlformats.org/wordprocessingml/2006/main" xmlns:m="http://schemas.openxmlformats.org/officeDocument/2006/math" xmlns:r="http://schemas.openxmlformats.org/officeDocument/2006/relationships" xmlns:o="urn:schemas-microsoft-com:office:office" xmlns:v="urn:schemas-microsoft-com:vml" xmlns:w10="urn:schemas-microsoft-com:office:word" xmlns:a="http://schemas.openxmlformats.org/drawingml/2006/main" xmlns:pic="http://schemas.openxmlformats.org/drawingml/2006/picture" xmlns:wp="http://schemas.openxmlformats.org/drawingml/2006/wordprocessingDrawing">
   <w:body>
-    <w:bookmarkStart w:id="36" w:name="X51895273f21831f1e6c234d82d207d915cc1983"/>
+    <w:bookmarkStart w:id="32" w:name="X51895273f21831f1e6c234d82d207d915cc1983"/>
     <w:p>
       <w:pPr>
         <w:pStyle w:val="Heading1"/>
@@ -42,7 +42,7 @@
         <w:t xml:space="preserve"> </w:t>
       </w:r>
       <w:r>
-        <w:t xml:space="preserve">Cierre de Asignaturas, Consolidación de Resultados y Boletines PDF</w:t>
+        <w:t xml:space="preserve">Cierre de Asignaturas, Consolidación de Resultados, Ranking y Boletines PDF</w:t>
       </w:r>
       <w:r>
         <w:br/>
@@ -58,7 +58,7 @@
         <w:t xml:space="preserve"> </w:t>
       </w:r>
       <w:r>
-        <w:t xml:space="preserve">2026-07-20</w:t>
+        <w:t xml:space="preserve">2026-08-17</w:t>
       </w:r>
     </w:p>
     <w:p>
@@ -82,7 +82,386 @@
         <w:pStyle w:val="FirstParagraph"/>
       </w:pPr>
       <w:r>
-        <w:t xml:space="preserve">Este módulo coordina la fase final de cada periodo lectivo. Permite a los docentes consolidar y cerrar las calificaciones de sus materias asignadas calculando el promedio final de cada estudiante. Una vez que todas las materias de un periodo están cerradas, el directivo realiza el cierre institucional del periodo, lo que congela las calificaciones y habilita el motor de generación masiva o individual del Boletín de Calificaciones en formato PDF de alta precisión estética.</w:t>
+        <w:t xml:space="preserve">El módulo de</w:t>
+      </w:r>
+      <w:r>
+        <w:t xml:space="preserve"> </w:t>
+      </w:r>
+      <w:r>
+        <w:rPr>
+          <w:b/>
+          <w:bCs/>
+        </w:rPr>
+        <w:t xml:space="preserve">Cierre de Periodo y Generación de Boletines</w:t>
+      </w:r>
+      <w:r>
+        <w:t xml:space="preserve"> </w:t>
+      </w:r>
+      <w:r>
+        <w:t xml:space="preserve">coordina la fase de clausura evaluativa y emisión oficial de informes de rendimiento académico en AcademiaNeiva. Implementa un flujo escalonado en dos fases que garantiza la integridad y completitud de las calificaciones antes de habilitar los boletines oficiales para estudiantes, acudientes y directivos.</w:t>
+      </w:r>
+    </w:p>
+    <w:p>
+      <w:pPr>
+        <w:pStyle w:val="SourceCode"/>
+      </w:pPr>
+      <w:r>
+        <w:rPr>
+          <w:rStyle w:val="VerbatimChar"/>
+        </w:rPr>
+        <w:t xml:space="preserve">┌────────────────────────────────────────────────────────────────────────────────────────┐</w:t>
+      </w:r>
+      <w:r>
+        <w:br/>
+      </w:r>
+      <w:r>
+        <w:rPr>
+          <w:rStyle w:val="VerbatimChar"/>
+        </w:rPr>
+        <w:t xml:space="preserve">│                   FLUJO ESCALONADO DE CIERRE Y EMISIÓN DE BOLETINES                    │</w:t>
+      </w:r>
+      <w:r>
+        <w:br/>
+      </w:r>
+      <w:r>
+        <w:rPr>
+          <w:rStyle w:val="VerbatimChar"/>
+        </w:rPr>
+        <w:t xml:space="preserve">├────────────────────────────────────────────────────────────────────────────────────────┤</w:t>
+      </w:r>
+      <w:r>
+        <w:br/>
+      </w:r>
+      <w:r>
+        <w:rPr>
+          <w:rStyle w:val="VerbatimChar"/>
+        </w:rPr>
+        <w:t xml:space="preserve">│ 1. Fase Docente (Cierre de Asignatura):                                                │</w:t>
+      </w:r>
+      <w:r>
+        <w:br/>
+      </w:r>
+      <w:r>
+        <w:rPr>
+          <w:rStyle w:val="VerbatimChar"/>
+        </w:rPr>
+        <w:t xml:space="preserve">│    Docente verifica notas -&gt; Valida evidencias DBA planeadas -&gt; justificacion_pendientes│</w:t>
+      </w:r>
+      <w:r>
+        <w:br/>
+      </w:r>
+      <w:r>
+        <w:rPr>
+          <w:rStyle w:val="VerbatimChar"/>
+        </w:rPr>
+        <w:t xml:space="preserve">│    -&gt; Inserta en cierre_materia (estado = 'CERRADO', id_docente_cierre, fecha)         │</w:t>
+      </w:r>
+      <w:r>
+        <w:br/>
+      </w:r>
+      <w:r>
+        <w:rPr>
+          <w:rStyle w:val="VerbatimChar"/>
+        </w:rPr>
+        <w:t xml:space="preserve">│                                                                                        │</w:t>
+      </w:r>
+      <w:r>
+        <w:br/>
+      </w:r>
+      <w:r>
+        <w:rPr>
+          <w:rStyle w:val="VerbatimChar"/>
+        </w:rPr>
+        <w:t xml:space="preserve">│ 2. Fase Directiva (Cierre Institucional):                                              │</w:t>
+      </w:r>
+      <w:r>
+        <w:br/>
+      </w:r>
+      <w:r>
+        <w:rPr>
+          <w:rStyle w:val="VerbatimChar"/>
+        </w:rPr>
+        <w:t xml:space="preserve">│    Directivo audita que el 100% de asignaturas estén CERRADAS en detalle_grados        │</w:t>
+      </w:r>
+      <w:r>
+        <w:br/>
+      </w:r>
+      <w:r>
+        <w:rPr>
+          <w:rStyle w:val="VerbatimChar"/>
+        </w:rPr>
+        <w:t xml:space="preserve">│    -&gt; Ejecuta approveAcademicPeriod -&gt; periodo_academico.estado = 'CERRADO'             │</w:t>
+      </w:r>
+      <w:r>
+        <w:br/>
+      </w:r>
+      <w:r>
+        <w:rPr>
+          <w:rStyle w:val="VerbatimChar"/>
+        </w:rPr>
+        <w:t xml:space="preserve">│                                                                                        │</w:t>
+      </w:r>
+      <w:r>
+        <w:br/>
+      </w:r>
+      <w:r>
+        <w:rPr>
+          <w:rStyle w:val="VerbatimChar"/>
+        </w:rPr>
+        <w:t xml:space="preserve">│ 3. Motor de Boletines PDF (Individual y en Bloque):                                    │</w:t>
+      </w:r>
+      <w:r>
+        <w:br/>
+      </w:r>
+      <w:r>
+        <w:rPr>
+          <w:rStyle w:val="VerbatimChar"/>
+        </w:rPr>
+        <w:t xml:space="preserve">│    - Valida periodo CERRADO (validatePeriodClosed)                                     │</w:t>
+      </w:r>
+      <w:r>
+        <w:br/>
+      </w:r>
+      <w:r>
+        <w:rPr>
+          <w:rStyle w:val="VerbatimChar"/>
+        </w:rPr>
+        <w:t xml:space="preserve">│    - Calcula Puesto Grupal (RANK() OVER (ORDER BY student_avg DESC)) y Promedio General │</w:t>
+      </w:r>
+      <w:r>
+        <w:br/>
+      </w:r>
+      <w:r>
+        <w:rPr>
+          <w:rStyle w:val="VerbatimChar"/>
+        </w:rPr>
+        <w:t xml:space="preserve">│    - Agrupa Notas Históricas por Trimestre, Inasistencias, Desempeños y Observaciones  │</w:t>
+      </w:r>
+      <w:r>
+        <w:br/>
+      </w:r>
+      <w:r>
+        <w:rPr>
+          <w:rStyle w:val="VerbatimChar"/>
+        </w:rPr>
+        <w:t xml:space="preserve">│    - Estampa Escudo Institucional, Colores Oficiales y Firmas (Titular y Rector)       │</w:t>
+      </w:r>
+      <w:r>
+        <w:br/>
+      </w:r>
+      <w:r>
+        <w:rPr>
+          <w:rStyle w:val="VerbatimChar"/>
+        </w:rPr>
+        <w:t xml:space="preserve">└────────────────────────────────────────────────────────────────────────────────────────┘</w:t>
+      </w:r>
+    </w:p>
+    <w:p>
+      <w:pPr>
+        <w:pStyle w:val="FirstParagraph"/>
+      </w:pPr>
+      <w:r>
+        <w:t xml:space="preserve">El módulo abarca:</w:t>
+      </w:r>
+      <w:r>
+        <w:t xml:space="preserve"> </w:t>
+      </w:r>
+      <w:r>
+        <w:t xml:space="preserve">-</w:t>
+      </w:r>
+      <w:r>
+        <w:t xml:space="preserve"> </w:t>
+      </w:r>
+      <w:r>
+        <w:rPr>
+          <w:b/>
+          <w:bCs/>
+        </w:rPr>
+        <w:t xml:space="preserve">Cierre Docente por Asignatura (</w:t>
+      </w:r>
+      <w:r>
+        <w:rPr>
+          <w:rStyle w:val="VerbatimChar"/>
+          <w:b/>
+          <w:bCs/>
+        </w:rPr>
+        <w:t xml:space="preserve">closeTeacherSubject</w:t>
+      </w:r>
+      <w:r>
+        <w:rPr>
+          <w:b/>
+          <w:bCs/>
+        </w:rPr>
+        <w:t xml:space="preserve">):</w:t>
+      </w:r>
+      <w:r>
+        <w:t xml:space="preserve"> </w:t>
+      </w:r>
+      <w:r>
+        <w:t xml:space="preserve">Validación exhaustiva de estudiantes sin calificar y detección de evidencias de DBA no evaluadas en el periodo, exigiendo una justificación pedagógica (</w:t>
+      </w:r>
+      <w:r>
+        <w:rPr>
+          <w:rStyle w:val="VerbatimChar"/>
+        </w:rPr>
+        <w:t xml:space="preserve">justificacion_evidencias_pendientes</w:t>
+      </w:r>
+      <w:r>
+        <w:t xml:space="preserve">) con código</w:t>
+      </w:r>
+      <w:r>
+        <w:t xml:space="preserve"> </w:t>
+      </w:r>
+      <w:r>
+        <w:rPr>
+          <w:rStyle w:val="VerbatimChar"/>
+        </w:rPr>
+        <w:t xml:space="preserve">422 Unprocessable Entity</w:t>
+      </w:r>
+      <w:r>
+        <w:t xml:space="preserve">.</w:t>
+      </w:r>
+      <w:r>
+        <w:t xml:space="preserve"> </w:t>
+      </w:r>
+      <w:r>
+        <w:t xml:space="preserve">-</w:t>
+      </w:r>
+      <w:r>
+        <w:t xml:space="preserve"> </w:t>
+      </w:r>
+      <w:r>
+        <w:rPr>
+          <w:b/>
+          <w:bCs/>
+        </w:rPr>
+        <w:t xml:space="preserve">Cierre Institucional Directivo (</w:t>
+      </w:r>
+      <w:r>
+        <w:rPr>
+          <w:rStyle w:val="VerbatimChar"/>
+          <w:b/>
+          <w:bCs/>
+        </w:rPr>
+        <w:t xml:space="preserve">approveAcademicPeriod</w:t>
+      </w:r>
+      <w:r>
+        <w:rPr>
+          <w:b/>
+          <w:bCs/>
+        </w:rPr>
+        <w:t xml:space="preserve">):</w:t>
+      </w:r>
+      <w:r>
+        <w:t xml:space="preserve"> </w:t>
+      </w:r>
+      <w:r>
+        <w:t xml:space="preserve">Bloqueo total del periodo una vez todas las asignaturas activas de la institución han sido consolidadas.</w:t>
+      </w:r>
+      <w:r>
+        <w:t xml:space="preserve"> </w:t>
+      </w:r>
+      <w:r>
+        <w:t xml:space="preserve">-</w:t>
+      </w:r>
+      <w:r>
+        <w:t xml:space="preserve"> </w:t>
+      </w:r>
+      <w:r>
+        <w:rPr>
+          <w:b/>
+          <w:bCs/>
+        </w:rPr>
+        <w:t xml:space="preserve">Reapertura Quirúrgica de Materia (</w:t>
+      </w:r>
+      <w:r>
+        <w:rPr>
+          <w:rStyle w:val="VerbatimChar"/>
+          <w:b/>
+          <w:bCs/>
+        </w:rPr>
+        <w:t xml:space="preserve">reopenSubjectClosure</w:t>
+      </w:r>
+      <w:r>
+        <w:rPr>
+          <w:b/>
+          <w:bCs/>
+        </w:rPr>
+        <w:t xml:space="preserve">):</w:t>
+      </w:r>
+      <w:r>
+        <w:t xml:space="preserve"> </w:t>
+      </w:r>
+      <w:r>
+        <w:t xml:space="preserve">Procedimiento directivo para reabrir una asignatura específica cerrada por error, sin afectar al resto del colegio ni al periodo general.</w:t>
+      </w:r>
+      <w:r>
+        <w:t xml:space="preserve"> </w:t>
+      </w:r>
+      <w:r>
+        <w:t xml:space="preserve">-</w:t>
+      </w:r>
+      <w:r>
+        <w:t xml:space="preserve"> </w:t>
+      </w:r>
+      <w:r>
+        <w:rPr>
+          <w:b/>
+          <w:bCs/>
+        </w:rPr>
+        <w:t xml:space="preserve">Motor de Boletines con Precisión Estética:</w:t>
+      </w:r>
+      <w:r>
+        <w:t xml:space="preserve"> </w:t>
+      </w:r>
+      <w:r>
+        <w:t xml:space="preserve">Generación de informes PDF estructurados con notas históricas por trimestre, fallas de asistencia, observaciones (fortalezas, debilidades, recomendaciones), ranking de puesto en el grupo y firmas digitales.</w:t>
+      </w:r>
+      <w:r>
+        <w:t xml:space="preserve"> </w:t>
+      </w:r>
+      <w:r>
+        <w:t xml:space="preserve">-</w:t>
+      </w:r>
+      <w:r>
+        <w:t xml:space="preserve"> </w:t>
+      </w:r>
+      <w:r>
+        <w:rPr>
+          <w:b/>
+          <w:bCs/>
+        </w:rPr>
+        <w:t xml:space="preserve">Exclusión Estricta de Alumnos Inactivos:</w:t>
+      </w:r>
+      <w:r>
+        <w:t xml:space="preserve"> </w:t>
+      </w:r>
+      <w:r>
+        <w:t xml:space="preserve">Filtrado de estudiantes en estado</w:t>
+      </w:r>
+      <w:r>
+        <w:t xml:space="preserve"> </w:t>
+      </w:r>
+      <w:r>
+        <w:rPr>
+          <w:rStyle w:val="VerbatimChar"/>
+        </w:rPr>
+        <w:t xml:space="preserve">TRASLADADA</w:t>
+      </w:r>
+      <w:r>
+        <w:t xml:space="preserve"> </w:t>
+      </w:r>
+      <w:r>
+        <w:t xml:space="preserve">o inactivo para descargas individuales y en bloque por grupo (</w:t>
+      </w:r>
+      <w:r>
+        <w:rPr>
+          <w:rStyle w:val="VerbatimChar"/>
+        </w:rPr>
+        <w:t xml:space="preserve">getGradeBoletines</w:t>
+      </w:r>
+      <w:r>
+        <w:t xml:space="preserve">).</w:t>
       </w:r>
     </w:p>
     <w:p>
@@ -135,7 +514,7 @@
               <w:pStyle w:val="Compact"/>
             </w:pPr>
             <w:r>
-              <w:t xml:space="preserve">Alcance</w:t>
+              <w:t xml:space="preserve">Alcance en el Módulo</w:t>
             </w:r>
           </w:p>
         </w:tc>
@@ -152,18 +531,36 @@
                 <w:b/>
                 <w:bCs/>
               </w:rPr>
-              <w:t xml:space="preserve">Docente</w:t>
-            </w:r>
-          </w:p>
-        </w:tc>
-        <w:tc>
-          <w:tcPr/>
-          <w:p>
-            <w:pPr>
-              <w:pStyle w:val="Compact"/>
-            </w:pPr>
-            <w:r>
-              <w:t xml:space="preserve">Consolidar promedios y realizar el cierre del periodo por materia para sus cursos asignados.</w:t>
+              <w:t xml:space="preserve">Docente Titular</w:t>
+            </w:r>
+          </w:p>
+        </w:tc>
+        <w:tc>
+          <w:tcPr/>
+          <w:p>
+            <w:pPr>
+              <w:pStyle w:val="Compact"/>
+            </w:pPr>
+            <w:r>
+              <w:t xml:space="preserve">Consultar el estado de cierre de su asignatura (</w:t>
+            </w:r>
+            <w:r>
+              <w:rPr>
+                <w:rStyle w:val="VerbatimChar"/>
+              </w:rPr>
+              <w:t xml:space="preserve">getClosureStatus</w:t>
+            </w:r>
+            <w:r>
+              <w:t xml:space="preserve">) y ejecutar el cierre formal registrando justificaciones de evidencias pendientes si aplica (</w:t>
+            </w:r>
+            <w:r>
+              <w:rPr>
+                <w:rStyle w:val="VerbatimChar"/>
+              </w:rPr>
+              <w:t xml:space="preserve">closeTeacherSubject</w:t>
+            </w:r>
+            <w:r>
+              <w:t xml:space="preserve">).</w:t>
             </w:r>
           </w:p>
         </w:tc>
@@ -180,18 +577,54 @@
                 <w:b/>
                 <w:bCs/>
               </w:rPr>
-              <w:t xml:space="preserve">Directivo</w:t>
-            </w:r>
-          </w:p>
-        </w:tc>
-        <w:tc>
-          <w:tcPr/>
-          <w:p>
-            <w:pPr>
-              <w:pStyle w:val="Compact"/>
-            </w:pPr>
-            <w:r>
-              <w:t xml:space="preserve">Consulta del estado de cierre de todas las materias. Ejecución del cierre institucional del periodo académico. Generación masiva de boletines PDF por grupo y descarga de reportes.</w:t>
+              <w:t xml:space="preserve">Directivo (Rector / Coordinador)</w:t>
+            </w:r>
+          </w:p>
+        </w:tc>
+        <w:tc>
+          <w:tcPr/>
+          <w:p>
+            <w:pPr>
+              <w:pStyle w:val="Compact"/>
+            </w:pPr>
+            <w:r>
+              <w:t xml:space="preserve">Auditoría de avance de cierres (</w:t>
+            </w:r>
+            <w:r>
+              <w:rPr>
+                <w:rStyle w:val="VerbatimChar"/>
+              </w:rPr>
+              <w:t xml:space="preserve">getPeriodClosureDetails</w:t>
+            </w:r>
+            <w:r>
+              <w:t xml:space="preserve">), ejecución del cierre institucional (</w:t>
+            </w:r>
+            <w:r>
+              <w:rPr>
+                <w:rStyle w:val="VerbatimChar"/>
+              </w:rPr>
+              <w:t xml:space="preserve">approveAcademicPeriod</w:t>
+            </w:r>
+            <w:r>
+              <w:t xml:space="preserve">), reapertura quirúrgica de materias (</w:t>
+            </w:r>
+            <w:r>
+              <w:rPr>
+                <w:rStyle w:val="VerbatimChar"/>
+              </w:rPr>
+              <w:t xml:space="preserve">reopenSubjectClosure</w:t>
+            </w:r>
+            <w:r>
+              <w:t xml:space="preserve">), y generación masiva de boletines por curso (</w:t>
+            </w:r>
+            <w:r>
+              <w:rPr>
+                <w:rStyle w:val="VerbatimChar"/>
+              </w:rPr>
+              <w:t xml:space="preserve">getGradeBoletines</w:t>
+            </w:r>
+            <w:r>
+              <w:t xml:space="preserve">).</w:t>
             </w:r>
           </w:p>
         </w:tc>
@@ -208,18 +641,27 @@
                 <w:b/>
                 <w:bCs/>
               </w:rPr>
-              <w:t xml:space="preserve">Estudiante / Padre</w:t>
-            </w:r>
-          </w:p>
-        </w:tc>
-        <w:tc>
-          <w:tcPr/>
-          <w:p>
-            <w:pPr>
-              <w:pStyle w:val="Compact"/>
-            </w:pPr>
-            <w:r>
-              <w:t xml:space="preserve">Consulta y descarga de su boletín de calificaciones una vez el periodo haya sido cerrado y aprobado por la institución.</w:t>
+              <w:t xml:space="preserve">Estudiante y Padre de Familia</w:t>
+            </w:r>
+          </w:p>
+        </w:tc>
+        <w:tc>
+          <w:tcPr/>
+          <w:p>
+            <w:pPr>
+              <w:pStyle w:val="Compact"/>
+            </w:pPr>
+            <w:r>
+              <w:t xml:space="preserve">Consulta y descarga de su boletín de calificaciones oficial (</w:t>
+            </w:r>
+            <w:r>
+              <w:rPr>
+                <w:rStyle w:val="VerbatimChar"/>
+              </w:rPr>
+              <w:t xml:space="preserve">getStudentBoletin</w:t>
+            </w:r>
+            <w:r>
+              <w:t xml:space="preserve">) una vez el periodo esté formalmente cerrado y aprobado.</w:t>
             </w:r>
           </w:p>
         </w:tc>
@@ -233,13 +675,13 @@
       </w:r>
     </w:p>
     <w:bookmarkEnd w:id="10"/>
-    <w:bookmarkStart w:id="11" w:name="acciones-disponibles"/>
+    <w:bookmarkStart w:id="11" w:name="Xf6d12fd97f35895e724579c4234b57437f1d065"/>
     <w:p>
       <w:pPr>
         <w:pStyle w:val="Heading2"/>
       </w:pPr>
       <w:r>
-        <w:t xml:space="preserve">3. Acciones Disponibles</w:t>
+        <w:t xml:space="preserve">3. Acciones Disponibles y Endpoints de la API</w:t>
       </w:r>
     </w:p>
     <w:tbl>
@@ -250,10 +692,11 @@
         <w:tblLook w:firstRow="1" w:lastRow="0" w:firstColumn="0" w:lastColumn="0" w:noHBand="0" w:noVBand="0" w:val="0020"/>
       </w:tblPr>
       <w:tblGrid>
-        <w:gridCol w:w="1980"/>
-        <w:gridCol w:w="1980"/>
-        <w:gridCol w:w="1980"/>
-        <w:gridCol w:w="1980"/>
+        <w:gridCol w:w="1584"/>
+        <w:gridCol w:w="1584"/>
+        <w:gridCol w:w="1584"/>
+        <w:gridCol w:w="1584"/>
+        <w:gridCol w:w="1584"/>
       </w:tblGrid>
       <w:tr>
         <w:trPr>
@@ -299,7 +742,18 @@
               <w:pStyle w:val="Compact"/>
             </w:pPr>
             <w:r>
-              <w:t xml:space="preserve">Rol Requerido</w:t>
+              <w:t xml:space="preserve">Autenticación Requerida</w:t>
+            </w:r>
+          </w:p>
+        </w:tc>
+        <w:tc>
+          <w:tcPr/>
+          <w:p>
+            <w:pPr>
+              <w:pStyle w:val="Compact"/>
+            </w:pPr>
+            <w:r>
+              <w:t xml:space="preserve">Parámetros / Body Requeridos</w:t>
             </w:r>
           </w:p>
         </w:tc>
@@ -312,7 +766,7 @@
               <w:pStyle w:val="Compact"/>
             </w:pPr>
             <w:r>
-              <w:t xml:space="preserve">Consultar estado de cierre de una asignatura</w:t>
+              <w:t xml:space="preserve">Consultar estado de cierre de asignatura</w:t>
             </w:r>
           </w:p>
         </w:tc>
@@ -351,7 +805,39 @@
               <w:pStyle w:val="Compact"/>
             </w:pPr>
             <w:r>
-              <w:t xml:space="preserve">Docente</w:t>
+              <w:t xml:space="preserve">JWT Docente</w:t>
+            </w:r>
+          </w:p>
+        </w:tc>
+        <w:tc>
+          <w:tcPr/>
+          <w:p>
+            <w:pPr>
+              <w:pStyle w:val="Compact"/>
+            </w:pPr>
+            <w:r>
+              <w:rPr>
+                <w:rStyle w:val="VerbatimChar"/>
+              </w:rPr>
+              <w:t xml:space="preserve">detailGradeId</w:t>
+            </w:r>
+            <w:r>
+              <w:t xml:space="preserve">,</w:t>
+            </w:r>
+            <w:r>
+              <w:t xml:space="preserve"> </w:t>
+            </w:r>
+            <w:r>
+              <w:rPr>
+                <w:rStyle w:val="VerbatimChar"/>
+              </w:rPr>
+              <w:t xml:space="preserve">periodId</w:t>
+            </w:r>
+            <w:r>
+              <w:t xml:space="preserve"> </w:t>
+            </w:r>
+            <w:r>
+              <w:t xml:space="preserve">(URL)</w:t>
             </w:r>
           </w:p>
         </w:tc>
@@ -364,7 +850,7 @@
               <w:pStyle w:val="Compact"/>
             </w:pPr>
             <w:r>
-              <w:t xml:space="preserve">Ejecutar cierre de periodo por materia (docente)</w:t>
+              <w:t xml:space="preserve">Ejecutar cierre de asignatura (docente)</w:t>
             </w:r>
           </w:p>
         </w:tc>
@@ -403,7 +889,21 @@
               <w:pStyle w:val="Compact"/>
             </w:pPr>
             <w:r>
-              <w:t xml:space="preserve">Docente</w:t>
+              <w:t xml:space="preserve">JWT Docente</w:t>
+            </w:r>
+          </w:p>
+        </w:tc>
+        <w:tc>
+          <w:tcPr/>
+          <w:p>
+            <w:pPr>
+              <w:pStyle w:val="Compact"/>
+            </w:pPr>
+            <w:r>
+              <w:rPr>
+                <w:rStyle w:val="VerbatimChar"/>
+              </w:rPr>
+              <w:t xml:space="preserve">{ detailGradeId, periodId, justificacion_evidencias_pendientes? }</w:t>
             </w:r>
           </w:p>
         </w:tc>
@@ -416,7 +916,7 @@
               <w:pStyle w:val="Compact"/>
             </w:pPr>
             <w:r>
-              <w:t xml:space="preserve">Obtener detalles de cierre institucional del periodo</w:t>
+              <w:t xml:space="preserve">Obtener detalles de cierre institucional</w:t>
             </w:r>
           </w:p>
         </w:tc>
@@ -455,7 +955,39 @@
               <w:pStyle w:val="Compact"/>
             </w:pPr>
             <w:r>
-              <w:t xml:space="preserve">Directivo</w:t>
+              <w:t xml:space="preserve">JWT Directivo</w:t>
+            </w:r>
+          </w:p>
+        </w:tc>
+        <w:tc>
+          <w:tcPr/>
+          <w:p>
+            <w:pPr>
+              <w:pStyle w:val="Compact"/>
+            </w:pPr>
+            <w:r>
+              <w:rPr>
+                <w:rStyle w:val="VerbatimChar"/>
+              </w:rPr>
+              <w:t xml:space="preserve">schoolId</w:t>
+            </w:r>
+            <w:r>
+              <w:t xml:space="preserve">,</w:t>
+            </w:r>
+            <w:r>
+              <w:t xml:space="preserve"> </w:t>
+            </w:r>
+            <w:r>
+              <w:rPr>
+                <w:rStyle w:val="VerbatimChar"/>
+              </w:rPr>
+              <w:t xml:space="preserve">periodId</w:t>
+            </w:r>
+            <w:r>
+              <w:t xml:space="preserve"> </w:t>
+            </w:r>
+            <w:r>
+              <w:t xml:space="preserve">(URL)</w:t>
             </w:r>
           </w:p>
         </w:tc>
@@ -468,46 +1000,75 @@
               <w:pStyle w:val="Compact"/>
             </w:pPr>
             <w:r>
-              <w:t xml:space="preserve">Validar si el periodo está cerrado para boletines</w:t>
-            </w:r>
-          </w:p>
-        </w:tc>
-        <w:tc>
-          <w:tcPr/>
-          <w:p>
-            <w:pPr>
-              <w:pStyle w:val="Compact"/>
-            </w:pPr>
-            <w:r>
-              <w:rPr>
-                <w:rStyle w:val="VerbatimChar"/>
-              </w:rPr>
-              <w:t xml:space="preserve">GET</w:t>
-            </w:r>
-          </w:p>
-        </w:tc>
-        <w:tc>
-          <w:tcPr/>
-          <w:p>
-            <w:pPr>
-              <w:pStyle w:val="Compact"/>
-            </w:pPr>
-            <w:r>
-              <w:rPr>
-                <w:rStyle w:val="VerbatimChar"/>
-              </w:rPr>
-              <w:t xml:space="preserve">/api/boletines/validate/:id_colegio/:id_periodo</w:t>
-            </w:r>
-          </w:p>
-        </w:tc>
-        <w:tc>
-          <w:tcPr/>
-          <w:p>
-            <w:pPr>
-              <w:pStyle w:val="Compact"/>
-            </w:pPr>
-            <w:r>
-              <w:t xml:space="preserve">Directivo</w:t>
+              <w:t xml:space="preserve">Cerrar/Aprobar periodo institucional</w:t>
+            </w:r>
+          </w:p>
+        </w:tc>
+        <w:tc>
+          <w:tcPr/>
+          <w:p>
+            <w:pPr>
+              <w:pStyle w:val="Compact"/>
+            </w:pPr>
+            <w:r>
+              <w:rPr>
+                <w:rStyle w:val="VerbatimChar"/>
+              </w:rPr>
+              <w:t xml:space="preserve">POST</w:t>
+            </w:r>
+          </w:p>
+        </w:tc>
+        <w:tc>
+          <w:tcPr/>
+          <w:p>
+            <w:pPr>
+              <w:pStyle w:val="Compact"/>
+            </w:pPr>
+            <w:r>
+              <w:rPr>
+                <w:rStyle w:val="VerbatimChar"/>
+              </w:rPr>
+              <w:t xml:space="preserve">/api/academic-admin/academic-periods/:periodId/approve</w:t>
+            </w:r>
+          </w:p>
+        </w:tc>
+        <w:tc>
+          <w:tcPr/>
+          <w:p>
+            <w:pPr>
+              <w:pStyle w:val="Compact"/>
+            </w:pPr>
+            <w:r>
+              <w:t xml:space="preserve">JWT Directivo</w:t>
+            </w:r>
+          </w:p>
+        </w:tc>
+        <w:tc>
+          <w:tcPr/>
+          <w:p>
+            <w:pPr>
+              <w:pStyle w:val="Compact"/>
+            </w:pPr>
+            <w:r>
+              <w:rPr>
+                <w:rStyle w:val="VerbatimChar"/>
+              </w:rPr>
+              <w:t xml:space="preserve">periodId</w:t>
+            </w:r>
+            <w:r>
+              <w:t xml:space="preserve"> </w:t>
+            </w:r>
+            <w:r>
+              <w:t xml:space="preserve">(URL),</w:t>
+            </w:r>
+            <w:r>
+              <w:t xml:space="preserve"> </w:t>
+            </w:r>
+            <w:r>
+              <w:rPr>
+                <w:rStyle w:val="VerbatimChar"/>
+              </w:rPr>
+              <w:t xml:space="preserve">{ schoolId }</w:t>
             </w:r>
           </w:p>
         </w:tc>
@@ -520,46 +1081,60 @@
               <w:pStyle w:val="Compact"/>
             </w:pPr>
             <w:r>
-              <w:t xml:space="preserve">Generar boletín individual de estudiante</w:t>
-            </w:r>
-          </w:p>
-        </w:tc>
-        <w:tc>
-          <w:tcPr/>
-          <w:p>
-            <w:pPr>
-              <w:pStyle w:val="Compact"/>
-            </w:pPr>
-            <w:r>
-              <w:rPr>
-                <w:rStyle w:val="VerbatimChar"/>
-              </w:rPr>
-              <w:t xml:space="preserve">GET</w:t>
-            </w:r>
-          </w:p>
-        </w:tc>
-        <w:tc>
-          <w:tcPr/>
-          <w:p>
-            <w:pPr>
-              <w:pStyle w:val="Compact"/>
-            </w:pPr>
-            <w:r>
-              <w:rPr>
-                <w:rStyle w:val="VerbatimChar"/>
-              </w:rPr>
-              <w:t xml:space="preserve">/api/boletines/student/:id_estudiante/:id_periodo</w:t>
-            </w:r>
-          </w:p>
-        </w:tc>
-        <w:tc>
-          <w:tcPr/>
-          <w:p>
-            <w:pPr>
-              <w:pStyle w:val="Compact"/>
-            </w:pPr>
-            <w:r>
-              <w:t xml:space="preserve">Directivo / Estudiante / Padre</w:t>
+              <w:t xml:space="preserve">Reabrir materia cerrada (directivo)</w:t>
+            </w:r>
+          </w:p>
+        </w:tc>
+        <w:tc>
+          <w:tcPr/>
+          <w:p>
+            <w:pPr>
+              <w:pStyle w:val="Compact"/>
+            </w:pPr>
+            <w:r>
+              <w:rPr>
+                <w:rStyle w:val="VerbatimChar"/>
+              </w:rPr>
+              <w:t xml:space="preserve">POST</w:t>
+            </w:r>
+          </w:p>
+        </w:tc>
+        <w:tc>
+          <w:tcPr/>
+          <w:p>
+            <w:pPr>
+              <w:pStyle w:val="Compact"/>
+            </w:pPr>
+            <w:r>
+              <w:rPr>
+                <w:rStyle w:val="VerbatimChar"/>
+              </w:rPr>
+              <w:t xml:space="preserve">/api/academic-admin/settings/reopen-subject-closure</w:t>
+            </w:r>
+          </w:p>
+        </w:tc>
+        <w:tc>
+          <w:tcPr/>
+          <w:p>
+            <w:pPr>
+              <w:pStyle w:val="Compact"/>
+            </w:pPr>
+            <w:r>
+              <w:t xml:space="preserve">JWT Directivo</w:t>
+            </w:r>
+          </w:p>
+        </w:tc>
+        <w:tc>
+          <w:tcPr/>
+          <w:p>
+            <w:pPr>
+              <w:pStyle w:val="Compact"/>
+            </w:pPr>
+            <w:r>
+              <w:rPr>
+                <w:rStyle w:val="VerbatimChar"/>
+              </w:rPr>
+              <w:t xml:space="preserve">{ schoolId, detailGradeId, periodId }</w:t>
             </w:r>
           </w:p>
         </w:tc>
@@ -572,7 +1147,7 @@
               <w:pStyle w:val="Compact"/>
             </w:pPr>
             <w:r>
-              <w:t xml:space="preserve">Generar boletines en bloque para todo un grado</w:t>
+              <w:t xml:space="preserve">Validar habilitación de boletines</w:t>
             </w:r>
           </w:p>
         </w:tc>
@@ -600,6 +1175,174 @@
               <w:rPr>
                 <w:rStyle w:val="VerbatimChar"/>
               </w:rPr>
+              <w:t xml:space="preserve">/api/boletines/validate/:id_colegio/:id_periodo</w:t>
+            </w:r>
+          </w:p>
+        </w:tc>
+        <w:tc>
+          <w:tcPr/>
+          <w:p>
+            <w:pPr>
+              <w:pStyle w:val="Compact"/>
+            </w:pPr>
+            <w:r>
+              <w:t xml:space="preserve">JWT Autenticado</w:t>
+            </w:r>
+          </w:p>
+        </w:tc>
+        <w:tc>
+          <w:tcPr/>
+          <w:p>
+            <w:pPr>
+              <w:pStyle w:val="Compact"/>
+            </w:pPr>
+            <w:r>
+              <w:rPr>
+                <w:rStyle w:val="VerbatimChar"/>
+              </w:rPr>
+              <w:t xml:space="preserve">id_colegio</w:t>
+            </w:r>
+            <w:r>
+              <w:t xml:space="preserve">,</w:t>
+            </w:r>
+            <w:r>
+              <w:t xml:space="preserve"> </w:t>
+            </w:r>
+            <w:r>
+              <w:rPr>
+                <w:rStyle w:val="VerbatimChar"/>
+              </w:rPr>
+              <w:t xml:space="preserve">id_periodo</w:t>
+            </w:r>
+            <w:r>
+              <w:t xml:space="preserve"> </w:t>
+            </w:r>
+            <w:r>
+              <w:t xml:space="preserve">(URL)</w:t>
+            </w:r>
+          </w:p>
+        </w:tc>
+      </w:tr>
+      <w:tr>
+        <w:tc>
+          <w:tcPr/>
+          <w:p>
+            <w:pPr>
+              <w:pStyle w:val="Compact"/>
+            </w:pPr>
+            <w:r>
+              <w:t xml:space="preserve">Generar boletín individual de estudiante</w:t>
+            </w:r>
+          </w:p>
+        </w:tc>
+        <w:tc>
+          <w:tcPr/>
+          <w:p>
+            <w:pPr>
+              <w:pStyle w:val="Compact"/>
+            </w:pPr>
+            <w:r>
+              <w:rPr>
+                <w:rStyle w:val="VerbatimChar"/>
+              </w:rPr>
+              <w:t xml:space="preserve">GET</w:t>
+            </w:r>
+          </w:p>
+        </w:tc>
+        <w:tc>
+          <w:tcPr/>
+          <w:p>
+            <w:pPr>
+              <w:pStyle w:val="Compact"/>
+            </w:pPr>
+            <w:r>
+              <w:rPr>
+                <w:rStyle w:val="VerbatimChar"/>
+              </w:rPr>
+              <w:t xml:space="preserve">/api/boletines/student/:id_estudiante/:id_periodo</w:t>
+            </w:r>
+          </w:p>
+        </w:tc>
+        <w:tc>
+          <w:tcPr/>
+          <w:p>
+            <w:pPr>
+              <w:pStyle w:val="Compact"/>
+            </w:pPr>
+            <w:r>
+              <w:t xml:space="preserve">JWT Autenticado</w:t>
+            </w:r>
+          </w:p>
+        </w:tc>
+        <w:tc>
+          <w:tcPr/>
+          <w:p>
+            <w:pPr>
+              <w:pStyle w:val="Compact"/>
+            </w:pPr>
+            <w:r>
+              <w:rPr>
+                <w:rStyle w:val="VerbatimChar"/>
+              </w:rPr>
+              <w:t xml:space="preserve">id_estudiante</w:t>
+            </w:r>
+            <w:r>
+              <w:t xml:space="preserve">,</w:t>
+            </w:r>
+            <w:r>
+              <w:t xml:space="preserve"> </w:t>
+            </w:r>
+            <w:r>
+              <w:rPr>
+                <w:rStyle w:val="VerbatimChar"/>
+              </w:rPr>
+              <w:t xml:space="preserve">id_periodo</w:t>
+            </w:r>
+            <w:r>
+              <w:t xml:space="preserve"> </w:t>
+            </w:r>
+            <w:r>
+              <w:t xml:space="preserve">(URL)</w:t>
+            </w:r>
+          </w:p>
+        </w:tc>
+      </w:tr>
+      <w:tr>
+        <w:tc>
+          <w:tcPr/>
+          <w:p>
+            <w:pPr>
+              <w:pStyle w:val="Compact"/>
+            </w:pPr>
+            <w:r>
+              <w:t xml:space="preserve">Generar boletines en bloque para un curso</w:t>
+            </w:r>
+          </w:p>
+        </w:tc>
+        <w:tc>
+          <w:tcPr/>
+          <w:p>
+            <w:pPr>
+              <w:pStyle w:val="Compact"/>
+            </w:pPr>
+            <w:r>
+              <w:rPr>
+                <w:rStyle w:val="VerbatimChar"/>
+              </w:rPr>
+              <w:t xml:space="preserve">GET</w:t>
+            </w:r>
+          </w:p>
+        </w:tc>
+        <w:tc>
+          <w:tcPr/>
+          <w:p>
+            <w:pPr>
+              <w:pStyle w:val="Compact"/>
+            </w:pPr>
+            <w:r>
+              <w:rPr>
+                <w:rStyle w:val="VerbatimChar"/>
+              </w:rPr>
               <w:t xml:space="preserve">/api/boletines/grade/:id_grupo/:id_periodo</w:t>
             </w:r>
           </w:p>
@@ -611,7 +1354,39 @@
               <w:pStyle w:val="Compact"/>
             </w:pPr>
             <w:r>
-              <w:t xml:space="preserve">Directivo</w:t>
+              <w:t xml:space="preserve">JWT Directivo</w:t>
+            </w:r>
+          </w:p>
+        </w:tc>
+        <w:tc>
+          <w:tcPr/>
+          <w:p>
+            <w:pPr>
+              <w:pStyle w:val="Compact"/>
+            </w:pPr>
+            <w:r>
+              <w:rPr>
+                <w:rStyle w:val="VerbatimChar"/>
+              </w:rPr>
+              <w:t xml:space="preserve">id_grupo</w:t>
+            </w:r>
+            <w:r>
+              <w:t xml:space="preserve">,</w:t>
+            </w:r>
+            <w:r>
+              <w:t xml:space="preserve"> </w:t>
+            </w:r>
+            <w:r>
+              <w:rPr>
+                <w:rStyle w:val="VerbatimChar"/>
+              </w:rPr>
+              <w:t xml:space="preserve">id_periodo</w:t>
+            </w:r>
+            <w:r>
+              <w:t xml:space="preserve"> </w:t>
+            </w:r>
+            <w:r>
+              <w:t xml:space="preserve">(URL)</w:t>
             </w:r>
           </w:p>
         </w:tc>
@@ -647,157 +1422,22 @@
           <w:b/>
           <w:bCs/>
         </w:rPr>
-        <w:t xml:space="preserve">RN-CIE-001 (Flujo de Cierre de Asignatura):</w:t>
-      </w:r>
-      <w:r>
-        <w:t xml:space="preserve"> </w:t>
-      </w:r>
-      <w:r>
-        <w:t xml:space="preserve">El docente consolida una materia para un periodo a través de</w:t>
-      </w:r>
-      <w:r>
-        <w:t xml:space="preserve"> </w:t>
+        <w:t xml:space="preserve">RN-CIE-001 (Validación de Completitud de Notas):</w:t>
+      </w:r>
+      <w:r>
+        <w:t xml:space="preserve"> </w:t>
+      </w:r>
+      <w:r>
+        <w:t xml:space="preserve">Un docente no puede cerrar su asignatura si existen estudiantes con matrícula activa que tengan actividades evaluativas o criterios sin calificar (</w:t>
       </w:r>
       <w:r>
         <w:rPr>
           <w:rStyle w:val="VerbatimChar"/>
         </w:rPr>
-        <w:t xml:space="preserve">closePeriodForTeacher</w:t>
-      </w:r>
-      <w:r>
-        <w:t xml:space="preserve">:</w:t>
-      </w:r>
-    </w:p>
-    <w:p>
-      <w:pPr>
-        <w:pStyle w:val="Compact"/>
-        <w:numPr>
-          <w:ilvl w:val="1"/>
-          <w:numId w:val="1002"/>
-        </w:numPr>
-      </w:pPr>
-      <w:r>
-        <w:t xml:space="preserve">El backend calcula el promedio ponderado de las actividades evaluativas de cada estudiante en base a sus porcentajes.</w:t>
-      </w:r>
-    </w:p>
-    <w:p>
-      <w:pPr>
-        <w:pStyle w:val="Compact"/>
-        <w:numPr>
-          <w:ilvl w:val="1"/>
-          <w:numId w:val="1002"/>
-        </w:numPr>
-      </w:pPr>
-      <w:r>
-        <w:t xml:space="preserve">Guarda o actualiza la nota consolidada en la tabla</w:t>
-      </w:r>
-      <w:r>
-        <w:t xml:space="preserve"> </w:t>
-      </w:r>
-      <w:r>
-        <w:rPr>
-          <w:rStyle w:val="VerbatimChar"/>
-        </w:rPr>
-        <w:t xml:space="preserve">resultado_academico</w:t>
-      </w:r>
-      <w:r>
-        <w:t xml:space="preserve">.</w:t>
-      </w:r>
-    </w:p>
-    <w:p>
-      <w:pPr>
-        <w:pStyle w:val="Compact"/>
-        <w:numPr>
-          <w:ilvl w:val="1"/>
-          <w:numId w:val="1002"/>
-        </w:numPr>
-      </w:pPr>
-      <w:r>
-        <w:t xml:space="preserve">Asocia la nota final a la escala descriptiva correspondiente (</w:t>
-      </w:r>
-      <w:r>
-        <w:rPr>
-          <w:rStyle w:val="VerbatimChar"/>
-        </w:rPr>
-        <w:t xml:space="preserve">BAJO</w:t>
-      </w:r>
-      <w:r>
-        <w:t xml:space="preserve">,</w:t>
-      </w:r>
-      <w:r>
-        <w:t xml:space="preserve"> </w:t>
-      </w:r>
-      <w:r>
-        <w:rPr>
-          <w:rStyle w:val="VerbatimChar"/>
-        </w:rPr>
-        <w:t xml:space="preserve">BASICO</w:t>
-      </w:r>
-      <w:r>
-        <w:t xml:space="preserve">,</w:t>
-      </w:r>
-      <w:r>
-        <w:t xml:space="preserve"> </w:t>
-      </w:r>
-      <w:r>
-        <w:rPr>
-          <w:rStyle w:val="VerbatimChar"/>
-        </w:rPr>
-        <w:t xml:space="preserve">ALTO</w:t>
-      </w:r>
-      <w:r>
-        <w:t xml:space="preserve">,</w:t>
-      </w:r>
-      <w:r>
-        <w:t xml:space="preserve"> </w:t>
-      </w:r>
-      <w:r>
-        <w:rPr>
-          <w:rStyle w:val="VerbatimChar"/>
-        </w:rPr>
-        <w:t xml:space="preserve">SUPERIOR</w:t>
-      </w:r>
-      <w:r>
-        <w:t xml:space="preserve">) en base a la configuración de escalas del colegio.</w:t>
-      </w:r>
-    </w:p>
-    <w:p>
-      <w:pPr>
-        <w:pStyle w:val="Compact"/>
-        <w:numPr>
-          <w:ilvl w:val="1"/>
-          <w:numId w:val="1002"/>
-        </w:numPr>
-      </w:pPr>
-      <w:r>
-        <w:t xml:space="preserve">Inserta un registro en</w:t>
-      </w:r>
-      <w:r>
-        <w:t xml:space="preserve"> </w:t>
-      </w:r>
-      <w:r>
-        <w:rPr>
-          <w:rStyle w:val="VerbatimChar"/>
-        </w:rPr>
-        <w:t xml:space="preserve">cierre_materia</w:t>
-      </w:r>
-      <w:r>
-        <w:t xml:space="preserve"> </w:t>
-      </w:r>
-      <w:r>
-        <w:t xml:space="preserve">con el estado</w:t>
-      </w:r>
-      <w:r>
-        <w:t xml:space="preserve"> </w:t>
-      </w:r>
-      <w:r>
-        <w:rPr>
-          <w:rStyle w:val="VerbatimChar"/>
-        </w:rPr>
-        <w:t xml:space="preserve">CERRADO</w:t>
-      </w:r>
-      <w:r>
-        <w:t xml:space="preserve">.</w:t>
+        <w:t xml:space="preserve">400 Bad Request</w:t>
+      </w:r>
+      <w:r>
+        <w:t xml:space="preserve">).</w:t>
       </w:r>
     </w:p>
     <w:p>
@@ -813,22 +1453,25 @@
           <w:b/>
           <w:bCs/>
         </w:rPr>
-        <w:t xml:space="preserve">RN-CIE-002 (Cierre Institucional Directivo):</w:t>
-      </w:r>
-      <w:r>
-        <w:t xml:space="preserve"> </w:t>
-      </w:r>
-      <w:r>
-        <w:t xml:space="preserve">El directivo solo puede realizar el cierre institucional y la aprobación del periodo académico (</w:t>
+        <w:t xml:space="preserve">RN-CIE-002 (Justificación de Evidencias DBA Pendientes):</w:t>
+      </w:r>
+      <w:r>
+        <w:t xml:space="preserve"> </w:t>
+      </w:r>
+      <w:r>
+        <w:t xml:space="preserve">Si existen evidencias de DBA planificadas para el periodo actual que no fueron evaluadas en ninguna actividad, el backend responde con error</w:t>
+      </w:r>
+      <w:r>
+        <w:t xml:space="preserve"> </w:t>
       </w:r>
       <w:r>
         <w:rPr>
           <w:rStyle w:val="VerbatimChar"/>
         </w:rPr>
-        <w:t xml:space="preserve">approveAcademicPeriod</w:t>
-      </w:r>
-      <w:r>
-        <w:t xml:space="preserve">) si el 100% de las asignaturas activas en</w:t>
+        <w:t xml:space="preserve">422 Unprocessable Entity</w:t>
+      </w:r>
+      <w:r>
+        <w:t xml:space="preserve">, exigiendo que el docente suministre una</w:t>
       </w:r>
       <w:r>
         <w:t xml:space="preserve"> </w:t>
@@ -837,40 +1480,13 @@
         <w:rPr>
           <w:rStyle w:val="VerbatimChar"/>
         </w:rPr>
-        <w:t xml:space="preserve">detalle_grados</w:t>
-      </w:r>
-      <w:r>
-        <w:t xml:space="preserve"> </w:t>
-      </w:r>
-      <w:r>
-        <w:t xml:space="preserve">para el periodo evaluado ya cuentan con su respectivo registro</w:t>
-      </w:r>
-      <w:r>
-        <w:t xml:space="preserve"> </w:t>
-      </w:r>
-      <w:r>
-        <w:rPr>
-          <w:rStyle w:val="VerbatimChar"/>
-        </w:rPr>
-        <w:t xml:space="preserve">CERRADO</w:t>
-      </w:r>
-      <w:r>
-        <w:t xml:space="preserve"> </w:t>
-      </w:r>
-      <w:r>
-        <w:t xml:space="preserve">en la tabla</w:t>
-      </w:r>
-      <w:r>
-        <w:t xml:space="preserve"> </w:t>
-      </w:r>
-      <w:r>
-        <w:rPr>
-          <w:rStyle w:val="VerbatimChar"/>
-        </w:rPr>
-        <w:t xml:space="preserve">cierre_materia</w:t>
-      </w:r>
-      <w:r>
-        <w:t xml:space="preserve">.</w:t>
+        <w:t xml:space="preserve">justificacion_evidencias_pendientes</w:t>
+      </w:r>
+      <w:r>
+        <w:t xml:space="preserve"> </w:t>
+      </w:r>
+      <w:r>
+        <w:t xml:space="preserve">antes de admitir el cierre.</w:t>
       </w:r>
     </w:p>
     <w:p>
@@ -886,13 +1502,13 @@
           <w:b/>
           <w:bCs/>
         </w:rPr>
-        <w:t xml:space="preserve">RN-CIE-003 (Habilitación de Boletines):</w:t>
-      </w:r>
-      <w:r>
-        <w:t xml:space="preserve"> </w:t>
-      </w:r>
-      <w:r>
-        <w:t xml:space="preserve">El motor de generación de boletines PDF (individual o en bloque) requiere de manera obligatoria que el periodo académico se encuentre en estado</w:t>
+        <w:t xml:space="preserve">RN-CIE-003 (Registro y Trazabilidad del Cierre de Materia):</w:t>
+      </w:r>
+      <w:r>
+        <w:t xml:space="preserve"> </w:t>
+      </w:r>
+      <w:r>
+        <w:t xml:space="preserve">Al formalizarse el cierre, el sistema registra el estado</w:t>
       </w:r>
       <w:r>
         <w:t xml:space="preserve"> </w:t>
@@ -907,7 +1523,7 @@
         <w:t xml:space="preserve"> </w:t>
       </w:r>
       <w:r>
-        <w:t xml:space="preserve">institucionalmente. Si el periodo sigue</w:t>
+        <w:t xml:space="preserve">en la tabla</w:t>
       </w:r>
       <w:r>
         <w:t xml:space="preserve"> </w:t>
@@ -916,10 +1532,37 @@
         <w:rPr>
           <w:rStyle w:val="VerbatimChar"/>
         </w:rPr>
-        <w:t xml:space="preserve">ABIERTO</w:t>
-      </w:r>
-      <w:r>
-        <w:t xml:space="preserve">, los botones de descarga de boletines se deshabilitan en el portal de directivos, estudiantes y padres.</w:t>
+        <w:t xml:space="preserve">cierre_materia</w:t>
+      </w:r>
+      <w:r>
+        <w:t xml:space="preserve">, estampando</w:t>
+      </w:r>
+      <w:r>
+        <w:t xml:space="preserve"> </w:t>
+      </w:r>
+      <w:r>
+        <w:rPr>
+          <w:rStyle w:val="VerbatimChar"/>
+        </w:rPr>
+        <w:t xml:space="preserve">fecha_cierre</w:t>
+      </w:r>
+      <w:r>
+        <w:t xml:space="preserve">,</w:t>
+      </w:r>
+      <w:r>
+        <w:t xml:space="preserve"> </w:t>
+      </w:r>
+      <w:r>
+        <w:rPr>
+          <w:rStyle w:val="VerbatimChar"/>
+        </w:rPr>
+        <w:t xml:space="preserve">id_docente_cierre</w:t>
+      </w:r>
+      <w:r>
+        <w:t xml:space="preserve"> </w:t>
+      </w:r>
+      <w:r>
+        <w:t xml:space="preserve">y la justificación de evidencias pendientes.</w:t>
       </w:r>
     </w:p>
     <w:p>
@@ -935,31 +1578,37 @@
           <w:b/>
           <w:bCs/>
         </w:rPr>
-        <w:t xml:space="preserve">RN-CIE-004 (Exclusión de Alumnos Trasladados e Inactivos):</w:t>
-      </w:r>
-      <w:r>
-        <w:t xml:space="preserve"> </w:t>
-      </w:r>
-      <w:r>
-        <w:t xml:space="preserve">El generador de boletines directivo (</w:t>
+        <w:t xml:space="preserve">RN-CIE-004 (Cierre Institucional del Periodo al 100%):</w:t>
+      </w:r>
+      <w:r>
+        <w:t xml:space="preserve"> </w:t>
+      </w:r>
+      <w:r>
+        <w:t xml:space="preserve">El directivo solo puede ejecutar</w:t>
+      </w:r>
+      <w:r>
+        <w:t xml:space="preserve"> </w:t>
       </w:r>
       <w:r>
         <w:rPr>
           <w:rStyle w:val="VerbatimChar"/>
         </w:rPr>
-        <w:t xml:space="preserve">BoletinGenerator.vue</w:t>
-      </w:r>
-      <w:r>
-        <w:t xml:space="preserve">) y el endpoint de generación en bloque (</w:t>
+        <w:t xml:space="preserve">approveAcademicPeriod</w:t>
+      </w:r>
+      <w:r>
+        <w:t xml:space="preserve"> </w:t>
+      </w:r>
+      <w:r>
+        <w:t xml:space="preserve">si el 100% de las asignaciones académicas activas (</w:t>
       </w:r>
       <w:r>
         <w:rPr>
           <w:rStyle w:val="VerbatimChar"/>
         </w:rPr>
-        <w:t xml:space="preserve">GET /api/boletines/grade/:id_grupo/:id_periodo</w:t>
-      </w:r>
-      <w:r>
-        <w:t xml:space="preserve">) excluyen explícitamente a los estudiantes con matrícula en estado</w:t>
+        <w:t xml:space="preserve">detalle_grados</w:t>
+      </w:r>
+      <w:r>
+        <w:t xml:space="preserve">) cuentan con su registro</w:t>
       </w:r>
       <w:r>
         <w:t xml:space="preserve"> </w:t>
@@ -968,10 +1617,13 @@
         <w:rPr>
           <w:rStyle w:val="VerbatimChar"/>
         </w:rPr>
-        <w:t xml:space="preserve">TRASLADADA</w:t>
-      </w:r>
-      <w:r>
-        <w:t xml:space="preserve">,</w:t>
+        <w:t xml:space="preserve">CERRADO</w:t>
+      </w:r>
+      <w:r>
+        <w:t xml:space="preserve"> </w:t>
+      </w:r>
+      <w:r>
+        <w:t xml:space="preserve">en</w:t>
       </w:r>
       <w:r>
         <w:t xml:space="preserve"> </w:t>
@@ -980,31 +1632,10 @@
         <w:rPr>
           <w:rStyle w:val="VerbatimChar"/>
         </w:rPr>
-        <w:t xml:space="preserve">CANCELADA</w:t>
-      </w:r>
-      <w:r>
-        <w:t xml:space="preserve"> </w:t>
-      </w:r>
-      <w:r>
-        <w:t xml:space="preserve">o inactiva en el año escolar correspondiente, garantizando que el selector y las descargas en bloque solo procesen alumnos con matrícula activa (</w:t>
-      </w:r>
-      <w:r>
-        <w:rPr>
-          <w:rStyle w:val="VerbatimChar"/>
-        </w:rPr>
-        <w:t xml:space="preserve">ACTIVA</w:t>
-      </w:r>
-      <w:r>
-        <w:t xml:space="preserve">/</w:t>
-      </w:r>
-      <w:r>
-        <w:rPr>
-          <w:rStyle w:val="VerbatimChar"/>
-        </w:rPr>
-        <w:t xml:space="preserve">APROBADA</w:t>
-      </w:r>
-      <w:r>
-        <w:t xml:space="preserve">) en la institución.</w:t>
+        <w:t xml:space="preserve">cierre_materia</w:t>
+      </w:r>
+      <w:r>
+        <w:t xml:space="preserve">.</w:t>
       </w:r>
     </w:p>
     <w:p>
@@ -1020,25 +1651,177 @@
           <w:b/>
           <w:bCs/>
         </w:rPr>
-        <w:t xml:space="preserve">RN-CIE-005 (Reapertura de Cierre de Materia):</w:t>
-      </w:r>
-      <w:r>
-        <w:t xml:space="preserve"> </w:t>
-      </w:r>
-      <w:r>
-        <w:t xml:space="preserve">Por solicitud escrita del docente debido a correcciones de fuerza mayor, el directivo tiene la potestad de revertir el cierre de una materia específica ejecutando</w:t>
-      </w:r>
-      <w:r>
-        <w:t xml:space="preserve"> </w:t>
+        <w:t xml:space="preserve">RN-CIE-005 (Habilitación Estricta de Boletines en Periodo Cerrado):</w:t>
+      </w:r>
+      <w:r>
+        <w:t xml:space="preserve"> </w:t>
+      </w:r>
+      <w:r>
+        <w:t xml:space="preserve">Los endpoints de generación de boletines (</w:t>
       </w:r>
       <w:r>
         <w:rPr>
           <w:rStyle w:val="VerbatimChar"/>
         </w:rPr>
+        <w:t xml:space="preserve">validatePeriodClosed</w:t>
+      </w:r>
+      <w:r>
+        <w:t xml:space="preserve">,</w:t>
+      </w:r>
+      <w:r>
+        <w:t xml:space="preserve"> </w:t>
+      </w:r>
+      <w:r>
+        <w:rPr>
+          <w:rStyle w:val="VerbatimChar"/>
+        </w:rPr>
+        <w:t xml:space="preserve">getStudentBoletin</w:t>
+      </w:r>
+      <w:r>
+        <w:t xml:space="preserve">,</w:t>
+      </w:r>
+      <w:r>
+        <w:t xml:space="preserve"> </w:t>
+      </w:r>
+      <w:r>
+        <w:rPr>
+          <w:rStyle w:val="VerbatimChar"/>
+        </w:rPr>
+        <w:t xml:space="preserve">getGradeBoletines</w:t>
+      </w:r>
+      <w:r>
+        <w:t xml:space="preserve">) exigen que</w:t>
+      </w:r>
+      <w:r>
+        <w:t xml:space="preserve"> </w:t>
+      </w:r>
+      <w:r>
+        <w:rPr>
+          <w:rStyle w:val="VerbatimChar"/>
+        </w:rPr>
+        <w:t xml:space="preserve">periodo_academico.estado === 'CERRADO'</w:t>
+      </w:r>
+      <w:r>
+        <w:t xml:space="preserve">. Si el periodo está abierto, devuelven</w:t>
+      </w:r>
+      <w:r>
+        <w:t xml:space="preserve"> </w:t>
+      </w:r>
+      <w:r>
+        <w:rPr>
+          <w:rStyle w:val="VerbatimChar"/>
+        </w:rPr>
+        <w:t xml:space="preserve">canGenerate: false</w:t>
+      </w:r>
+      <w:r>
+        <w:t xml:space="preserve"> </w:t>
+      </w:r>
+      <w:r>
+        <w:t xml:space="preserve">o error</w:t>
+      </w:r>
+      <w:r>
+        <w:t xml:space="preserve"> </w:t>
+      </w:r>
+      <w:r>
+        <w:rPr>
+          <w:rStyle w:val="VerbatimChar"/>
+        </w:rPr>
+        <w:t xml:space="preserve">400 Bad Request</w:t>
+      </w:r>
+      <w:r>
+        <w:t xml:space="preserve">.</w:t>
+      </w:r>
+    </w:p>
+    <w:p>
+      <w:pPr>
+        <w:pStyle w:val="Compact"/>
+        <w:numPr>
+          <w:ilvl w:val="0"/>
+          <w:numId w:val="1001"/>
+        </w:numPr>
+      </w:pPr>
+      <w:r>
+        <w:rPr>
+          <w:b/>
+          <w:bCs/>
+        </w:rPr>
+        <w:t xml:space="preserve">RN-CIE-006 (Cálculo Dinámico de Ranking y Promedios):</w:t>
+      </w:r>
+      <w:r>
+        <w:t xml:space="preserve"> </w:t>
+      </w:r>
+      <w:r>
+        <w:t xml:space="preserve">El boletín calcula el promedio general del estudiante sobre el periodo en curso y determina su posición relativa en el grupo (</w:t>
+      </w:r>
+      <w:r>
+        <w:rPr>
+          <w:rStyle w:val="VerbatimChar"/>
+        </w:rPr>
+        <w:t xml:space="preserve">puesto</w:t>
+      </w:r>
+      <w:r>
+        <w:t xml:space="preserve"> </w:t>
+      </w:r>
+      <w:r>
+        <w:t xml:space="preserve">y</w:t>
+      </w:r>
+      <w:r>
+        <w:t xml:space="preserve"> </w:t>
+      </w:r>
+      <w:r>
+        <w:rPr>
+          <w:rStyle w:val="VerbatimChar"/>
+        </w:rPr>
+        <w:t xml:space="preserve">total_grupo</w:t>
+      </w:r>
+      <w:r>
+        <w:t xml:space="preserve">) mediante la función de ventana</w:t>
+      </w:r>
+      <w:r>
+        <w:t xml:space="preserve"> </w:t>
+      </w:r>
+      <w:r>
+        <w:rPr>
+          <w:rStyle w:val="VerbatimChar"/>
+        </w:rPr>
+        <w:t xml:space="preserve">RANK() OVER (ORDER BY student_avg DESC)</w:t>
+      </w:r>
+      <w:r>
+        <w:t xml:space="preserve"> </w:t>
+      </w:r>
+      <w:r>
+        <w:t xml:space="preserve">considerando exclusivamente alumnos con matrícula activa.</w:t>
+      </w:r>
+    </w:p>
+    <w:p>
+      <w:pPr>
+        <w:pStyle w:val="Compact"/>
+        <w:numPr>
+          <w:ilvl w:val="0"/>
+          <w:numId w:val="1001"/>
+        </w:numPr>
+      </w:pPr>
+      <w:r>
+        <w:rPr>
+          <w:b/>
+          <w:bCs/>
+        </w:rPr>
+        <w:t xml:space="preserve">RN-CIE-007 (Reapertura Quirúrgica de Materia):</w:t>
+      </w:r>
+      <w:r>
+        <w:t xml:space="preserve"> </w:t>
+      </w:r>
+      <w:r>
+        <w:t xml:space="preserve">El directivo puede revertir el cierre de una asignatura específica (</w:t>
+      </w:r>
+      <w:r>
+        <w:rPr>
+          <w:rStyle w:val="VerbatimChar"/>
+        </w:rPr>
         <w:t xml:space="preserve">reopenSubjectClosure</w:t>
       </w:r>
       <w:r>
-        <w:t xml:space="preserve">. Esto borra el registro de</w:t>
+        <w:t xml:space="preserve">) eliminando el registro en</w:t>
       </w:r>
       <w:r>
         <w:t xml:space="preserve"> </w:t>
@@ -1053,7 +1836,7 @@
         <w:t xml:space="preserve"> </w:t>
       </w:r>
       <w:r>
-        <w:t xml:space="preserve">para la asignatura y habilita de nuevo al docente a modificar notas en su planilla, sin necesidad de reabrir el periodo completo de la institución.</w:t>
+        <w:t xml:space="preserve">para permitir correcciones docentes sin alterar el resto de las materias ni reabrir el colegio.</w:t>
       </w:r>
     </w:p>
     <w:p>
@@ -1064,13 +1847,13 @@
       </w:r>
     </w:p>
     <w:bookmarkEnd w:id="12"/>
-    <w:bookmarkStart w:id="26" w:name="implementación"/>
+    <w:bookmarkStart w:id="26" w:name="implementación-del-módulo"/>
     <w:p>
       <w:pPr>
         <w:pStyle w:val="Heading2"/>
       </w:pPr>
       <w:r>
-        <w:t xml:space="preserve">5. Implementación</w:t>
+        <w:t xml:space="preserve">5. Implementación del Módulo</w:t>
       </w:r>
     </w:p>
     <w:bookmarkStart w:id="19" w:name="backend"/>
@@ -1080,610 +1863,6 @@
       </w:pPr>
       <w:r>
         <w:t xml:space="preserve">Backend</w:t>
-      </w:r>
-    </w:p>
-    <w:tbl>
-      <w:tblPr>
-        <w:tblStyle w:val="Table"/>
-        <w:tblW w:type="pct" w:w="5000"/>
-        <w:tblLayout w:type="fixed"/>
-        <w:tblLook w:firstRow="1" w:lastRow="0" w:firstColumn="0" w:lastColumn="0" w:noHBand="0" w:noVBand="0" w:val="0020"/>
-      </w:tblPr>
-      <w:tblGrid>
-        <w:gridCol w:w="3960"/>
-        <w:gridCol w:w="3960"/>
-      </w:tblGrid>
-      <w:tr>
-        <w:trPr>
-          <w:tblHeader w:val="on"/>
-        </w:trPr>
-        <w:tc>
-          <w:tcPr/>
-          <w:p>
-            <w:pPr>
-              <w:pStyle w:val="Compact"/>
-            </w:pPr>
-            <w:r>
-              <w:t xml:space="preserve">Tipo</w:t>
-            </w:r>
-          </w:p>
-        </w:tc>
-        <w:tc>
-          <w:tcPr/>
-          <w:p>
-            <w:pPr>
-              <w:pStyle w:val="Compact"/>
-            </w:pPr>
-            <w:r>
-              <w:t xml:space="preserve">Archivo</w:t>
-            </w:r>
-          </w:p>
-        </w:tc>
-      </w:tr>
-      <w:tr>
-        <w:tc>
-          <w:tcPr/>
-          <w:p>
-            <w:pPr>
-              <w:pStyle w:val="Compact"/>
-            </w:pPr>
-            <w:r>
-              <w:rPr>
-                <w:b/>
-                <w:bCs/>
-              </w:rPr>
-              <w:t xml:space="preserve">Controller de Cierre</w:t>
-            </w:r>
-          </w:p>
-        </w:tc>
-        <w:tc>
-          <w:tcPr/>
-          <w:p>
-            <w:pPr>
-              <w:pStyle w:val="Compact"/>
-            </w:pPr>
-            <w:hyperlink r:id="rId13">
-              <w:r>
-                <w:rPr>
-                  <w:rStyle w:val="Hyperlink"/>
-                </w:rPr>
-                <w:t xml:space="preserve">gradingController.ts</w:t>
-              </w:r>
-            </w:hyperlink>
-            <w:r>
-              <w:t xml:space="preserve"> </w:t>
-            </w:r>
-            <w:r>
-              <w:t xml:space="preserve">—</w:t>
-            </w:r>
-            <w:r>
-              <w:t xml:space="preserve"> </w:t>
-            </w:r>
-            <w:r>
-              <w:rPr>
-                <w:rStyle w:val="VerbatimChar"/>
-              </w:rPr>
-              <w:t xml:space="preserve">getClosureStatus</w:t>
-            </w:r>
-            <w:r>
-              <w:t xml:space="preserve">,</w:t>
-            </w:r>
-            <w:r>
-              <w:t xml:space="preserve"> </w:t>
-            </w:r>
-            <w:r>
-              <w:rPr>
-                <w:rStyle w:val="VerbatimChar"/>
-              </w:rPr>
-              <w:t xml:space="preserve">closePeriodForTeacher</w:t>
-            </w:r>
-            <w:r>
-              <w:t xml:space="preserve"> </w:t>
-            </w:r>
-            <w:r>
-              <w:t xml:space="preserve">(Consolidación de promedios y guardado en</w:t>
-            </w:r>
-            <w:r>
-              <w:t xml:space="preserve"> </w:t>
-            </w:r>
-            <w:r>
-              <w:rPr>
-                <w:rStyle w:val="VerbatimChar"/>
-              </w:rPr>
-              <w:t xml:space="preserve">resultado_academico</w:t>
-            </w:r>
-            <w:r>
-              <w:t xml:space="preserve">).</w:t>
-            </w:r>
-          </w:p>
-        </w:tc>
-      </w:tr>
-      <w:tr>
-        <w:tc>
-          <w:tcPr/>
-          <w:p>
-            <w:pPr>
-              <w:pStyle w:val="Compact"/>
-            </w:pPr>
-            <w:r>
-              <w:rPr>
-                <w:b/>
-                <w:bCs/>
-              </w:rPr>
-              <w:t xml:space="preserve">Controller de Cierre Directivo</w:t>
-            </w:r>
-          </w:p>
-        </w:tc>
-        <w:tc>
-          <w:tcPr/>
-          <w:p>
-            <w:pPr>
-              <w:pStyle w:val="Compact"/>
-            </w:pPr>
-            <w:hyperlink r:id="rId14">
-              <w:r>
-                <w:rPr>
-                  <w:rStyle w:val="Hyperlink"/>
-                </w:rPr>
-                <w:t xml:space="preserve">academicYearController.ts</w:t>
-              </w:r>
-            </w:hyperlink>
-            <w:r>
-              <w:t xml:space="preserve"> </w:t>
-            </w:r>
-            <w:r>
-              <w:t xml:space="preserve">—</w:t>
-            </w:r>
-            <w:r>
-              <w:t xml:space="preserve"> </w:t>
-            </w:r>
-            <w:r>
-              <w:rPr>
-                <w:rStyle w:val="VerbatimChar"/>
-              </w:rPr>
-              <w:t xml:space="preserve">closeAcademicPeriod</w:t>
-            </w:r>
-            <w:r>
-              <w:t xml:space="preserve">,</w:t>
-            </w:r>
-            <w:r>
-              <w:t xml:space="preserve"> </w:t>
-            </w:r>
-            <w:r>
-              <w:rPr>
-                <w:rStyle w:val="VerbatimChar"/>
-              </w:rPr>
-              <w:t xml:space="preserve">approveAcademicPeriod</w:t>
-            </w:r>
-            <w:r>
-              <w:t xml:space="preserve">,</w:t>
-            </w:r>
-            <w:r>
-              <w:t xml:space="preserve"> </w:t>
-            </w:r>
-            <w:r>
-              <w:rPr>
-                <w:rStyle w:val="VerbatimChar"/>
-              </w:rPr>
-              <w:t xml:space="preserve">reopenAcademicPeriod</w:t>
-            </w:r>
-            <w:r>
-              <w:t xml:space="preserve">,</w:t>
-            </w:r>
-            <w:r>
-              <w:t xml:space="preserve"> </w:t>
-            </w:r>
-            <w:r>
-              <w:rPr>
-                <w:rStyle w:val="VerbatimChar"/>
-              </w:rPr>
-              <w:t xml:space="preserve">reopenSubjectClosure</w:t>
-            </w:r>
-            <w:r>
-              <w:t xml:space="preserve">,</w:t>
-            </w:r>
-            <w:r>
-              <w:t xml:space="preserve"> </w:t>
-            </w:r>
-            <w:r>
-              <w:rPr>
-                <w:rStyle w:val="VerbatimChar"/>
-              </w:rPr>
-              <w:t xml:space="preserve">getPeriodClosureDetails</w:t>
-            </w:r>
-            <w:r>
-              <w:t xml:space="preserve">.</w:t>
-            </w:r>
-          </w:p>
-        </w:tc>
-      </w:tr>
-      <w:tr>
-        <w:tc>
-          <w:tcPr/>
-          <w:p>
-            <w:pPr>
-              <w:pStyle w:val="Compact"/>
-            </w:pPr>
-            <w:r>
-              <w:rPr>
-                <w:b/>
-                <w:bCs/>
-              </w:rPr>
-              <w:t xml:space="preserve">Controller de Boletines</w:t>
-            </w:r>
-          </w:p>
-        </w:tc>
-        <w:tc>
-          <w:tcPr/>
-          <w:p>
-            <w:pPr>
-              <w:pStyle w:val="Compact"/>
-            </w:pPr>
-            <w:hyperlink r:id="rId15">
-              <w:r>
-                <w:rPr>
-                  <w:rStyle w:val="Hyperlink"/>
-                </w:rPr>
-                <w:t xml:space="preserve">boletinController.ts</w:t>
-              </w:r>
-            </w:hyperlink>
-            <w:r>
-              <w:t xml:space="preserve"> </w:t>
-            </w:r>
-            <w:r>
-              <w:t xml:space="preserve">—</w:t>
-            </w:r>
-            <w:r>
-              <w:t xml:space="preserve"> </w:t>
-            </w:r>
-            <w:r>
-              <w:rPr>
-                <w:rStyle w:val="VerbatimChar"/>
-              </w:rPr>
-              <w:t xml:space="preserve">validatePeriodClosed</w:t>
-            </w:r>
-            <w:r>
-              <w:t xml:space="preserve">,</w:t>
-            </w:r>
-            <w:r>
-              <w:t xml:space="preserve"> </w:t>
-            </w:r>
-            <w:r>
-              <w:rPr>
-                <w:rStyle w:val="VerbatimChar"/>
-              </w:rPr>
-              <w:t xml:space="preserve">getStudentBoletin</w:t>
-            </w:r>
-            <w:r>
-              <w:t xml:space="preserve">,</w:t>
-            </w:r>
-            <w:r>
-              <w:t xml:space="preserve"> </w:t>
-            </w:r>
-            <w:r>
-              <w:rPr>
-                <w:rStyle w:val="VerbatimChar"/>
-              </w:rPr>
-              <w:t xml:space="preserve">getGradeBoletines</w:t>
-            </w:r>
-            <w:r>
-              <w:t xml:space="preserve">.</w:t>
-            </w:r>
-          </w:p>
-        </w:tc>
-      </w:tr>
-      <w:tr>
-        <w:tc>
-          <w:tcPr/>
-          <w:p>
-            <w:pPr>
-              <w:pStyle w:val="Compact"/>
-            </w:pPr>
-            <w:r>
-              <w:rPr>
-                <w:b/>
-                <w:bCs/>
-              </w:rPr>
-              <w:t xml:space="preserve">Routes</w:t>
-            </w:r>
-          </w:p>
-        </w:tc>
-        <w:tc>
-          <w:tcPr/>
-          <w:p>
-            <w:pPr>
-              <w:pStyle w:val="Compact"/>
-            </w:pPr>
-            <w:hyperlink r:id="rId16">
-              <w:r>
-                <w:rPr>
-                  <w:rStyle w:val="Hyperlink"/>
-                </w:rPr>
-                <w:t xml:space="preserve">teacher.routes.ts</w:t>
-              </w:r>
-            </w:hyperlink>
-            <w:r>
-              <w:t xml:space="preserve">,</w:t>
-            </w:r>
-            <w:r>
-              <w:t xml:space="preserve"> </w:t>
-            </w:r>
-            <w:hyperlink r:id="rId17">
-              <w:r>
-                <w:rPr>
-                  <w:rStyle w:val="Hyperlink"/>
-                </w:rPr>
-                <w:t xml:space="preserve">academicAdmin.routes.ts</w:t>
-              </w:r>
-            </w:hyperlink>
-            <w:r>
-              <w:t xml:space="preserve">,</w:t>
-            </w:r>
-            <w:r>
-              <w:t xml:space="preserve"> </w:t>
-            </w:r>
-            <w:hyperlink r:id="rId18">
-              <w:r>
-                <w:rPr>
-                  <w:rStyle w:val="Hyperlink"/>
-                </w:rPr>
-                <w:t xml:space="preserve">boletin.routes.ts</w:t>
-              </w:r>
-            </w:hyperlink>
-          </w:p>
-        </w:tc>
-      </w:tr>
-    </w:tbl>
-    <w:bookmarkEnd w:id="19"/>
-    <w:bookmarkStart w:id="25" w:name="frontend"/>
-    <w:p>
-      <w:pPr>
-        <w:pStyle w:val="Heading3"/>
-      </w:pPr>
-      <w:r>
-        <w:t xml:space="preserve">Frontend</w:t>
-      </w:r>
-    </w:p>
-    <w:tbl>
-      <w:tblPr>
-        <w:tblStyle w:val="Table"/>
-        <w:tblW w:type="pct" w:w="5000"/>
-        <w:tblLayout w:type="fixed"/>
-        <w:tblLook w:firstRow="1" w:lastRow="0" w:firstColumn="0" w:lastColumn="0" w:noHBand="0" w:noVBand="0" w:val="0020"/>
-      </w:tblPr>
-      <w:tblGrid>
-        <w:gridCol w:w="3960"/>
-        <w:gridCol w:w="3960"/>
-      </w:tblGrid>
-      <w:tr>
-        <w:trPr>
-          <w:tblHeader w:val="on"/>
-        </w:trPr>
-        <w:tc>
-          <w:tcPr/>
-          <w:p>
-            <w:pPr>
-              <w:pStyle w:val="Compact"/>
-            </w:pPr>
-            <w:r>
-              <w:t xml:space="preserve">Tipo</w:t>
-            </w:r>
-          </w:p>
-        </w:tc>
-        <w:tc>
-          <w:tcPr/>
-          <w:p>
-            <w:pPr>
-              <w:pStyle w:val="Compact"/>
-            </w:pPr>
-            <w:r>
-              <w:t xml:space="preserve">Archivo</w:t>
-            </w:r>
-          </w:p>
-        </w:tc>
-      </w:tr>
-      <w:tr>
-        <w:tc>
-          <w:tcPr/>
-          <w:p>
-            <w:pPr>
-              <w:pStyle w:val="Compact"/>
-            </w:pPr>
-            <w:r>
-              <w:rPr>
-                <w:b/>
-                <w:bCs/>
-              </w:rPr>
-              <w:t xml:space="preserve">Cierre Docente</w:t>
-            </w:r>
-          </w:p>
-        </w:tc>
-        <w:tc>
-          <w:tcPr/>
-          <w:p>
-            <w:pPr>
-              <w:pStyle w:val="Compact"/>
-            </w:pPr>
-            <w:hyperlink r:id="rId20">
-              <w:r>
-                <w:rPr>
-                  <w:rStyle w:val="Hyperlink"/>
-                </w:rPr>
-                <w:t xml:space="preserve">TeacherClosure.vue</w:t>
-              </w:r>
-            </w:hyperlink>
-            <w:r>
-              <w:t xml:space="preserve"> </w:t>
-            </w:r>
-            <w:r>
-              <w:t xml:space="preserve">— Botón de consolidación de asignatura con resumen de promedios.</w:t>
-            </w:r>
-          </w:p>
-        </w:tc>
-      </w:tr>
-      <w:tr>
-        <w:tc>
-          <w:tcPr/>
-          <w:p>
-            <w:pPr>
-              <w:pStyle w:val="Compact"/>
-            </w:pPr>
-            <w:r>
-              <w:rPr>
-                <w:b/>
-                <w:bCs/>
-              </w:rPr>
-              <w:t xml:space="preserve">Cierre Directivo</w:t>
-            </w:r>
-          </w:p>
-        </w:tc>
-        <w:tc>
-          <w:tcPr/>
-          <w:p>
-            <w:pPr>
-              <w:pStyle w:val="Compact"/>
-            </w:pPr>
-            <w:hyperlink r:id="rId21">
-              <w:r>
-                <w:rPr>
-                  <w:rStyle w:val="Hyperlink"/>
-                </w:rPr>
-                <w:t xml:space="preserve">PeriodClosure.vue</w:t>
-              </w:r>
-            </w:hyperlink>
-            <w:r>
-              <w:t xml:space="preserve"> </w:t>
-            </w:r>
-            <w:r>
-              <w:t xml:space="preserve">— Lista de control de materias cerradas/abiertas con barra de progreso.</w:t>
-            </w:r>
-          </w:p>
-        </w:tc>
-      </w:tr>
-      <w:tr>
-        <w:tc>
-          <w:tcPr/>
-          <w:p>
-            <w:pPr>
-              <w:pStyle w:val="Compact"/>
-            </w:pPr>
-            <w:r>
-              <w:rPr>
-                <w:b/>
-                <w:bCs/>
-              </w:rPr>
-              <w:t xml:space="preserve">Generador Boletines</w:t>
-            </w:r>
-          </w:p>
-        </w:tc>
-        <w:tc>
-          <w:tcPr/>
-          <w:p>
-            <w:pPr>
-              <w:pStyle w:val="Compact"/>
-            </w:pPr>
-            <w:hyperlink r:id="rId22">
-              <w:r>
-                <w:rPr>
-                  <w:rStyle w:val="Hyperlink"/>
-                </w:rPr>
-                <w:t xml:space="preserve">BoletinGenerator.vue</w:t>
-              </w:r>
-            </w:hyperlink>
-            <w:r>
-              <w:t xml:space="preserve"> </w:t>
-            </w:r>
-            <w:r>
-              <w:t xml:space="preserve">— Interfaz de descarga de PDFs individuales o en bloque.</w:t>
-            </w:r>
-          </w:p>
-        </w:tc>
-      </w:tr>
-      <w:tr>
-        <w:tc>
-          <w:tcPr/>
-          <w:p>
-            <w:pPr>
-              <w:pStyle w:val="Compact"/>
-            </w:pPr>
-            <w:r>
-              <w:rPr>
-                <w:b/>
-                <w:bCs/>
-              </w:rPr>
-              <w:t xml:space="preserve">Portal Estudiante / Padre</w:t>
-            </w:r>
-          </w:p>
-        </w:tc>
-        <w:tc>
-          <w:tcPr/>
-          <w:p>
-            <w:pPr>
-              <w:pStyle w:val="Compact"/>
-            </w:pPr>
-            <w:hyperlink r:id="rId23">
-              <w:r>
-                <w:rPr>
-                  <w:rStyle w:val="Hyperlink"/>
-                </w:rPr>
-                <w:t xml:space="preserve">StudentBoletinView.vue</w:t>
-              </w:r>
-            </w:hyperlink>
-            <w:r>
-              <w:t xml:space="preserve">,</w:t>
-            </w:r>
-            <w:r>
-              <w:t xml:space="preserve"> </w:t>
-            </w:r>
-            <w:hyperlink r:id="rId24">
-              <w:r>
-                <w:rPr>
-                  <w:rStyle w:val="Hyperlink"/>
-                </w:rPr>
-                <w:t xml:space="preserve">ParentBoletinView.vue</w:t>
-              </w:r>
-            </w:hyperlink>
-            <w:r>
-              <w:t xml:space="preserve">.</w:t>
-            </w:r>
-          </w:p>
-        </w:tc>
-      </w:tr>
-    </w:tbl>
-    <w:p>
-      <w:r>
-        <w:pict>
-          <v:rect style="width:0;height:1.5pt" o:hralign="center" o:hrstd="t" o:hr="t"/>
-        </w:pict>
-      </w:r>
-    </w:p>
-    <w:bookmarkEnd w:id="25"/>
-    <w:bookmarkEnd w:id="26"/>
-    <w:bookmarkStart w:id="30" w:name="modelo-de-datos"/>
-    <w:p>
-      <w:pPr>
-        <w:pStyle w:val="Heading2"/>
-      </w:pPr>
-      <w:r>
-        <w:t xml:space="preserve">6. Modelo de Datos</w:t>
-      </w:r>
-    </w:p>
-    <w:bookmarkStart w:id="27" w:name="tabla-cierre_materia"/>
-    <w:p>
-      <w:pPr>
-        <w:pStyle w:val="Heading3"/>
-      </w:pPr>
-      <w:r>
-        <w:t xml:space="preserve">Tabla:</w:t>
-      </w:r>
-      <w:r>
-        <w:t xml:space="preserve"> </w:t>
-      </w:r>
-      <w:r>
-        <w:rPr>
-          <w:rStyle w:val="VerbatimChar"/>
-        </w:rPr>
-        <w:t xml:space="preserve">cierre_materia</w:t>
       </w:r>
     </w:p>
     <w:tbl>
@@ -1709,29 +1888,29 @@
               <w:pStyle w:val="Compact"/>
             </w:pPr>
             <w:r>
-              <w:t xml:space="preserve">Columna</w:t>
-            </w:r>
-          </w:p>
-        </w:tc>
-        <w:tc>
-          <w:tcPr/>
-          <w:p>
-            <w:pPr>
-              <w:pStyle w:val="Compact"/>
-            </w:pPr>
-            <w:r>
-              <w:t xml:space="preserve">Tipo</w:t>
-            </w:r>
-          </w:p>
-        </w:tc>
-        <w:tc>
-          <w:tcPr/>
-          <w:p>
-            <w:pPr>
-              <w:pStyle w:val="Compact"/>
-            </w:pPr>
-            <w:r>
-              <w:t xml:space="preserve">Descripción</w:t>
+              <w:t xml:space="preserve">Componente</w:t>
+            </w:r>
+          </w:p>
+        </w:tc>
+        <w:tc>
+          <w:tcPr/>
+          <w:p>
+            <w:pPr>
+              <w:pStyle w:val="Compact"/>
+            </w:pPr>
+            <w:r>
+              <w:t xml:space="preserve">Archivo Fuente</w:t>
+            </w:r>
+          </w:p>
+        </w:tc>
+        <w:tc>
+          <w:tcPr/>
+          <w:p>
+            <w:pPr>
+              <w:pStyle w:val="Compact"/>
+            </w:pPr>
+            <w:r>
+              <w:t xml:space="preserve">Funcionalidad Principal</w:t>
             </w:r>
           </w:p>
         </w:tc>
@@ -1745,31 +1924,58 @@
             </w:pPr>
             <w:r>
               <w:rPr>
-                <w:rStyle w:val="VerbatimChar"/>
-              </w:rPr>
-              <w:t xml:space="preserve">id_cierremateria</w:t>
-            </w:r>
-          </w:p>
-        </w:tc>
-        <w:tc>
-          <w:tcPr/>
-          <w:p>
-            <w:pPr>
-              <w:pStyle w:val="Compact"/>
-            </w:pPr>
-            <w:r>
-              <w:t xml:space="preserve">SERIAL PK</w:t>
-            </w:r>
-          </w:p>
-        </w:tc>
-        <w:tc>
-          <w:tcPr/>
-          <w:p>
-            <w:pPr>
-              <w:pStyle w:val="Compact"/>
-            </w:pPr>
-            <w:r>
-              <w:t xml:space="preserve">Identificador único de cierre de materia.</w:t>
+                <w:b/>
+                <w:bCs/>
+              </w:rPr>
+              <w:t xml:space="preserve">Controlador de Cierre Docente</w:t>
+            </w:r>
+          </w:p>
+        </w:tc>
+        <w:tc>
+          <w:tcPr/>
+          <w:p>
+            <w:pPr>
+              <w:pStyle w:val="Compact"/>
+            </w:pPr>
+            <w:hyperlink r:id="rId13">
+              <w:r>
+                <w:rPr>
+                  <w:rStyle w:val="Hyperlink"/>
+                </w:rPr>
+                <w:t xml:space="preserve">gradingController.ts</w:t>
+              </w:r>
+            </w:hyperlink>
+          </w:p>
+        </w:tc>
+        <w:tc>
+          <w:tcPr/>
+          <w:p>
+            <w:pPr>
+              <w:pStyle w:val="Compact"/>
+            </w:pPr>
+            <w:r>
+              <w:rPr>
+                <w:rStyle w:val="VerbatimChar"/>
+              </w:rPr>
+              <w:t xml:space="preserve">getClosureStatus</w:t>
+            </w:r>
+            <w:r>
+              <w:t xml:space="preserve">,</w:t>
+            </w:r>
+            <w:r>
+              <w:t xml:space="preserve"> </w:t>
+            </w:r>
+            <w:r>
+              <w:rPr>
+                <w:rStyle w:val="VerbatimChar"/>
+              </w:rPr>
+              <w:t xml:space="preserve">closeTeacherSubject</w:t>
+            </w:r>
+            <w:r>
+              <w:t xml:space="preserve"> </w:t>
+            </w:r>
+            <w:r>
+              <w:t xml:space="preserve">(validación de notas y justificación de evidencias pendientes).</w:t>
             </w:r>
           </w:p>
         </w:tc>
@@ -1783,31 +1989,67 @@
             </w:pPr>
             <w:r>
               <w:rPr>
-                <w:rStyle w:val="VerbatimChar"/>
-              </w:rPr>
-              <w:t xml:space="preserve">id_detallegrado</w:t>
-            </w:r>
-          </w:p>
-        </w:tc>
-        <w:tc>
-          <w:tcPr/>
-          <w:p>
-            <w:pPr>
-              <w:pStyle w:val="Compact"/>
-            </w:pPr>
-            <w:r>
-              <w:t xml:space="preserve">INT FK</w:t>
-            </w:r>
-          </w:p>
-        </w:tc>
-        <w:tc>
-          <w:tcPr/>
-          <w:p>
-            <w:pPr>
-              <w:pStyle w:val="Compact"/>
-            </w:pPr>
-            <w:r>
-              <w:t xml:space="preserve">Asignación docente-curso-materia.</w:t>
+                <w:b/>
+                <w:bCs/>
+              </w:rPr>
+              <w:t xml:space="preserve">Controlador de Periodos y Cierre Directivo</w:t>
+            </w:r>
+          </w:p>
+        </w:tc>
+        <w:tc>
+          <w:tcPr/>
+          <w:p>
+            <w:pPr>
+              <w:pStyle w:val="Compact"/>
+            </w:pPr>
+            <w:hyperlink r:id="rId14">
+              <w:r>
+                <w:rPr>
+                  <w:rStyle w:val="Hyperlink"/>
+                </w:rPr>
+                <w:t xml:space="preserve">academicYearController.ts</w:t>
+              </w:r>
+            </w:hyperlink>
+          </w:p>
+        </w:tc>
+        <w:tc>
+          <w:tcPr/>
+          <w:p>
+            <w:pPr>
+              <w:pStyle w:val="Compact"/>
+            </w:pPr>
+            <w:r>
+              <w:rPr>
+                <w:rStyle w:val="VerbatimChar"/>
+              </w:rPr>
+              <w:t xml:space="preserve">approveAcademicPeriod</w:t>
+            </w:r>
+            <w:r>
+              <w:t xml:space="preserve">,</w:t>
+            </w:r>
+            <w:r>
+              <w:t xml:space="preserve"> </w:t>
+            </w:r>
+            <w:r>
+              <w:rPr>
+                <w:rStyle w:val="VerbatimChar"/>
+              </w:rPr>
+              <w:t xml:space="preserve">reopenSubjectClosure</w:t>
+            </w:r>
+            <w:r>
+              <w:t xml:space="preserve">,</w:t>
+            </w:r>
+            <w:r>
+              <w:t xml:space="preserve"> </w:t>
+            </w:r>
+            <w:r>
+              <w:rPr>
+                <w:rStyle w:val="VerbatimChar"/>
+              </w:rPr>
+              <w:t xml:space="preserve">getPeriodClosureDetails</w:t>
+            </w:r>
+            <w:r>
+              <w:t xml:space="preserve">.</w:t>
             </w:r>
           </w:p>
         </w:tc>
@@ -1821,31 +2063,70 @@
             </w:pPr>
             <w:r>
               <w:rPr>
-                <w:rStyle w:val="VerbatimChar"/>
-              </w:rPr>
-              <w:t xml:space="preserve">id_periodo</w:t>
-            </w:r>
-          </w:p>
-        </w:tc>
-        <w:tc>
-          <w:tcPr/>
-          <w:p>
-            <w:pPr>
-              <w:pStyle w:val="Compact"/>
-            </w:pPr>
-            <w:r>
-              <w:t xml:space="preserve">INT FK</w:t>
-            </w:r>
-          </w:p>
-        </w:tc>
-        <w:tc>
-          <w:tcPr/>
-          <w:p>
-            <w:pPr>
-              <w:pStyle w:val="Compact"/>
-            </w:pPr>
-            <w:r>
-              <w:t xml:space="preserve">Periodo cerrado.</w:t>
+                <w:b/>
+                <w:bCs/>
+              </w:rPr>
+              <w:t xml:space="preserve">Controlador de Boletines PDF</w:t>
+            </w:r>
+          </w:p>
+        </w:tc>
+        <w:tc>
+          <w:tcPr/>
+          <w:p>
+            <w:pPr>
+              <w:pStyle w:val="Compact"/>
+            </w:pPr>
+            <w:hyperlink r:id="rId15">
+              <w:r>
+                <w:rPr>
+                  <w:rStyle w:val="Hyperlink"/>
+                </w:rPr>
+                <w:t xml:space="preserve">boletinController.ts</w:t>
+              </w:r>
+            </w:hyperlink>
+          </w:p>
+        </w:tc>
+        <w:tc>
+          <w:tcPr/>
+          <w:p>
+            <w:pPr>
+              <w:pStyle w:val="Compact"/>
+            </w:pPr>
+            <w:r>
+              <w:rPr>
+                <w:rStyle w:val="VerbatimChar"/>
+              </w:rPr>
+              <w:t xml:space="preserve">validatePeriodClosed</w:t>
+            </w:r>
+            <w:r>
+              <w:t xml:space="preserve">,</w:t>
+            </w:r>
+            <w:r>
+              <w:t xml:space="preserve"> </w:t>
+            </w:r>
+            <w:r>
+              <w:rPr>
+                <w:rStyle w:val="VerbatimChar"/>
+              </w:rPr>
+              <w:t xml:space="preserve">getStudentBoletin</w:t>
+            </w:r>
+            <w:r>
+              <w:t xml:space="preserve"> </w:t>
+            </w:r>
+            <w:r>
+              <w:t xml:space="preserve">(cálculo de notas históricas, faltas, ranking y firmas),</w:t>
+            </w:r>
+            <w:r>
+              <w:t xml:space="preserve"> </w:t>
+            </w:r>
+            <w:r>
+              <w:rPr>
+                <w:rStyle w:val="VerbatimChar"/>
+              </w:rPr>
+              <w:t xml:space="preserve">getGradeBoletines</w:t>
+            </w:r>
+            <w:r>
+              <w:t xml:space="preserve">.</w:t>
             </w:r>
           </w:p>
         </w:tc>
@@ -1859,112 +2140,78 @@
             </w:pPr>
             <w:r>
               <w:rPr>
-                <w:rStyle w:val="VerbatimChar"/>
-              </w:rPr>
-              <w:t xml:space="preserve">estado</w:t>
-            </w:r>
-          </w:p>
-        </w:tc>
-        <w:tc>
-          <w:tcPr/>
-          <w:p>
-            <w:pPr>
-              <w:pStyle w:val="Compact"/>
-            </w:pPr>
-            <w:r>
-              <w:rPr>
-                <w:rStyle w:val="VerbatimChar"/>
-              </w:rPr>
-              <w:t xml:space="preserve">estado_cierre_materia</w:t>
-            </w:r>
-          </w:p>
-        </w:tc>
-        <w:tc>
-          <w:tcPr/>
-          <w:p>
-            <w:pPr>
-              <w:pStyle w:val="Compact"/>
-            </w:pPr>
-            <w:r>
-              <w:rPr>
-                <w:rStyle w:val="VerbatimChar"/>
-              </w:rPr>
-              <w:t xml:space="preserve">ABIERTO</w:t>
-            </w:r>
+                <w:b/>
+                <w:bCs/>
+              </w:rPr>
+              <w:t xml:space="preserve">Rutas</w:t>
+            </w:r>
+          </w:p>
+        </w:tc>
+        <w:tc>
+          <w:tcPr/>
+          <w:p>
+            <w:pPr>
+              <w:pStyle w:val="Compact"/>
+            </w:pPr>
+            <w:hyperlink r:id="rId16">
+              <w:r>
+                <w:rPr>
+                  <w:rStyle w:val="Hyperlink"/>
+                </w:rPr>
+                <w:t xml:space="preserve">teacher.routes.ts</w:t>
+              </w:r>
+            </w:hyperlink>
             <w:r>
               <w:t xml:space="preserve">,</w:t>
             </w:r>
             <w:r>
               <w:t xml:space="preserve"> </w:t>
             </w:r>
-            <w:r>
-              <w:rPr>
-                <w:rStyle w:val="VerbatimChar"/>
-              </w:rPr>
-              <w:t xml:space="preserve">CERRADO</w:t>
-            </w:r>
-            <w:r>
-              <w:t xml:space="preserve">.</w:t>
-            </w:r>
-          </w:p>
-        </w:tc>
-      </w:tr>
-      <w:tr>
-        <w:tc>
-          <w:tcPr/>
-          <w:p>
-            <w:pPr>
-              <w:pStyle w:val="Compact"/>
-            </w:pPr>
-            <w:r>
-              <w:rPr>
-                <w:rStyle w:val="VerbatimChar"/>
-              </w:rPr>
-              <w:t xml:space="preserve">fecha_cierre</w:t>
-            </w:r>
-          </w:p>
-        </w:tc>
-        <w:tc>
-          <w:tcPr/>
-          <w:p>
-            <w:pPr>
-              <w:pStyle w:val="Compact"/>
-            </w:pPr>
-            <w:r>
-              <w:t xml:space="preserve">TIMESTAMPTZ</w:t>
-            </w:r>
-          </w:p>
-        </w:tc>
-        <w:tc>
-          <w:tcPr/>
-          <w:p>
-            <w:pPr>
-              <w:pStyle w:val="Compact"/>
-            </w:pPr>
-            <w:r>
-              <w:t xml:space="preserve">Fecha y hora en la que el docente consolidó.</w:t>
+            <w:hyperlink r:id="rId17">
+              <w:r>
+                <w:rPr>
+                  <w:rStyle w:val="Hyperlink"/>
+                </w:rPr>
+                <w:t xml:space="preserve">academicAdmin.routes.ts</w:t>
+              </w:r>
+            </w:hyperlink>
+            <w:r>
+              <w:t xml:space="preserve">,</w:t>
+            </w:r>
+            <w:r>
+              <w:t xml:space="preserve"> </w:t>
+            </w:r>
+            <w:hyperlink r:id="rId18">
+              <w:r>
+                <w:rPr>
+                  <w:rStyle w:val="Hyperlink"/>
+                </w:rPr>
+                <w:t xml:space="preserve">boletin.routes.ts</w:t>
+              </w:r>
+            </w:hyperlink>
+          </w:p>
+        </w:tc>
+        <w:tc>
+          <w:tcPr/>
+          <w:p>
+            <w:pPr>
+              <w:pStyle w:val="Compact"/>
+            </w:pPr>
+            <w:r>
+              <w:t xml:space="preserve">Endpoints y middlewares de autenticación y autorización.</w:t>
             </w:r>
           </w:p>
         </w:tc>
       </w:tr>
     </w:tbl>
-    <w:bookmarkEnd w:id="27"/>
-    <w:bookmarkStart w:id="28" w:name="tabla-resultado_academico"/>
+    <w:bookmarkEnd w:id="19"/>
+    <w:bookmarkStart w:id="25" w:name="frontend"/>
     <w:p>
       <w:pPr>
         <w:pStyle w:val="Heading3"/>
       </w:pPr>
       <w:r>
-        <w:t xml:space="preserve">Tabla:</w:t>
-      </w:r>
-      <w:r>
-        <w:t xml:space="preserve"> </w:t>
-      </w:r>
-      <w:r>
-        <w:rPr>
-          <w:rStyle w:val="VerbatimChar"/>
-        </w:rPr>
-        <w:t xml:space="preserve">resultado_academico</w:t>
+        <w:t xml:space="preserve">Frontend</w:t>
       </w:r>
     </w:p>
     <w:tbl>
@@ -1990,29 +2237,29 @@
               <w:pStyle w:val="Compact"/>
             </w:pPr>
             <w:r>
-              <w:t xml:space="preserve">Columna</w:t>
-            </w:r>
-          </w:p>
-        </w:tc>
-        <w:tc>
-          <w:tcPr/>
-          <w:p>
-            <w:pPr>
-              <w:pStyle w:val="Compact"/>
-            </w:pPr>
-            <w:r>
-              <w:t xml:space="preserve">Tipo</w:t>
-            </w:r>
-          </w:p>
-        </w:tc>
-        <w:tc>
-          <w:tcPr/>
-          <w:p>
-            <w:pPr>
-              <w:pStyle w:val="Compact"/>
-            </w:pPr>
-            <w:r>
-              <w:t xml:space="preserve">Descripción</w:t>
+              <w:t xml:space="preserve">Componente</w:t>
+            </w:r>
+          </w:p>
+        </w:tc>
+        <w:tc>
+          <w:tcPr/>
+          <w:p>
+            <w:pPr>
+              <w:pStyle w:val="Compact"/>
+            </w:pPr>
+            <w:r>
+              <w:t xml:space="preserve">Archivo Fuente</w:t>
+            </w:r>
+          </w:p>
+        </w:tc>
+        <w:tc>
+          <w:tcPr/>
+          <w:p>
+            <w:pPr>
+              <w:pStyle w:val="Compact"/>
+            </w:pPr>
+            <w:r>
+              <w:t xml:space="preserve">Funcionalidad Principal</w:t>
             </w:r>
           </w:p>
         </w:tc>
@@ -2026,31 +2273,37 @@
             </w:pPr>
             <w:r>
               <w:rPr>
-                <w:rStyle w:val="VerbatimChar"/>
-              </w:rPr>
-              <w:t xml:space="preserve">id_resultado</w:t>
-            </w:r>
-          </w:p>
-        </w:tc>
-        <w:tc>
-          <w:tcPr/>
-          <w:p>
-            <w:pPr>
-              <w:pStyle w:val="Compact"/>
-            </w:pPr>
-            <w:r>
-              <w:t xml:space="preserve">SERIAL PK</w:t>
-            </w:r>
-          </w:p>
-        </w:tc>
-        <w:tc>
-          <w:tcPr/>
-          <w:p>
-            <w:pPr>
-              <w:pStyle w:val="Compact"/>
-            </w:pPr>
-            <w:r>
-              <w:t xml:space="preserve">Identificador del promedio del periodo.</w:t>
+                <w:b/>
+                <w:bCs/>
+              </w:rPr>
+              <w:t xml:space="preserve">Cierre de Materia Docente</w:t>
+            </w:r>
+          </w:p>
+        </w:tc>
+        <w:tc>
+          <w:tcPr/>
+          <w:p>
+            <w:pPr>
+              <w:pStyle w:val="Compact"/>
+            </w:pPr>
+            <w:hyperlink r:id="rId20">
+              <w:r>
+                <w:rPr>
+                  <w:rStyle w:val="Hyperlink"/>
+                </w:rPr>
+                <w:t xml:space="preserve">TeacherClosure.vue</w:t>
+              </w:r>
+            </w:hyperlink>
+          </w:p>
+        </w:tc>
+        <w:tc>
+          <w:tcPr/>
+          <w:p>
+            <w:pPr>
+              <w:pStyle w:val="Compact"/>
+            </w:pPr>
+            <w:r>
+              <w:t xml:space="preserve">Vista docente para consultar el estado, ingresar justificación de evidencias pendientes y formalizar el cierre.</w:t>
             </w:r>
           </w:p>
         </w:tc>
@@ -2064,31 +2317,37 @@
             </w:pPr>
             <w:r>
               <w:rPr>
-                <w:rStyle w:val="VerbatimChar"/>
-              </w:rPr>
-              <w:t xml:space="preserve">id_estudiante</w:t>
-            </w:r>
-          </w:p>
-        </w:tc>
-        <w:tc>
-          <w:tcPr/>
-          <w:p>
-            <w:pPr>
-              <w:pStyle w:val="Compact"/>
-            </w:pPr>
-            <w:r>
-              <w:t xml:space="preserve">INT FK</w:t>
-            </w:r>
-          </w:p>
-        </w:tc>
-        <w:tc>
-          <w:tcPr/>
-          <w:p>
-            <w:pPr>
-              <w:pStyle w:val="Compact"/>
-            </w:pPr>
-            <w:r>
-              <w:t xml:space="preserve">Estudiante evaluado.</w:t>
+                <w:b/>
+                <w:bCs/>
+              </w:rPr>
+              <w:t xml:space="preserve">Cierre Institucional Directivo</w:t>
+            </w:r>
+          </w:p>
+        </w:tc>
+        <w:tc>
+          <w:tcPr/>
+          <w:p>
+            <w:pPr>
+              <w:pStyle w:val="Compact"/>
+            </w:pPr>
+            <w:hyperlink r:id="rId21">
+              <w:r>
+                <w:rPr>
+                  <w:rStyle w:val="Hyperlink"/>
+                </w:rPr>
+                <w:t xml:space="preserve">PeriodClosure.vue</w:t>
+              </w:r>
+            </w:hyperlink>
+          </w:p>
+        </w:tc>
+        <w:tc>
+          <w:tcPr/>
+          <w:p>
+            <w:pPr>
+              <w:pStyle w:val="Compact"/>
+            </w:pPr>
+            <w:r>
+              <w:t xml:space="preserve">Matriz de seguimiento de materias abiertas/cerradas con barra de progreso y botón de aprobación institucional.</w:t>
             </w:r>
           </w:p>
         </w:tc>
@@ -2102,31 +2361,37 @@
             </w:pPr>
             <w:r>
               <w:rPr>
-                <w:rStyle w:val="VerbatimChar"/>
-              </w:rPr>
-              <w:t xml:space="preserve">id_detallegrado</w:t>
-            </w:r>
-          </w:p>
-        </w:tc>
-        <w:tc>
-          <w:tcPr/>
-          <w:p>
-            <w:pPr>
-              <w:pStyle w:val="Compact"/>
-            </w:pPr>
-            <w:r>
-              <w:t xml:space="preserve">INT FK</w:t>
-            </w:r>
-          </w:p>
-        </w:tc>
-        <w:tc>
-          <w:tcPr/>
-          <w:p>
-            <w:pPr>
-              <w:pStyle w:val="Compact"/>
-            </w:pPr>
-            <w:r>
-              <w:t xml:space="preserve">Materia y grupo consolidado.</w:t>
+                <w:b/>
+                <w:bCs/>
+              </w:rPr>
+              <w:t xml:space="preserve">Generador de Boletines</w:t>
+            </w:r>
+          </w:p>
+        </w:tc>
+        <w:tc>
+          <w:tcPr/>
+          <w:p>
+            <w:pPr>
+              <w:pStyle w:val="Compact"/>
+            </w:pPr>
+            <w:hyperlink r:id="rId22">
+              <w:r>
+                <w:rPr>
+                  <w:rStyle w:val="Hyperlink"/>
+                </w:rPr>
+                <w:t xml:space="preserve">BoletinGenerator.vue</w:t>
+              </w:r>
+            </w:hyperlink>
+          </w:p>
+        </w:tc>
+        <w:tc>
+          <w:tcPr/>
+          <w:p>
+            <w:pPr>
+              <w:pStyle w:val="Compact"/>
+            </w:pPr>
+            <w:r>
+              <w:t xml:space="preserve">Interfaz directiva para previsualizar y descargar boletines en bloque o individuales.</w:t>
             </w:r>
           </w:p>
         </w:tc>
@@ -2140,398 +2405,939 @@
             </w:pPr>
             <w:r>
               <w:rPr>
-                <w:rStyle w:val="VerbatimChar"/>
-              </w:rPr>
-              <w:t xml:space="preserve">id_periodo</w:t>
-            </w:r>
-          </w:p>
-        </w:tc>
-        <w:tc>
-          <w:tcPr/>
-          <w:p>
-            <w:pPr>
-              <w:pStyle w:val="Compact"/>
-            </w:pPr>
-            <w:r>
-              <w:t xml:space="preserve">INT FK</w:t>
-            </w:r>
-          </w:p>
-        </w:tc>
-        <w:tc>
-          <w:tcPr/>
-          <w:p>
-            <w:pPr>
-              <w:pStyle w:val="Compact"/>
-            </w:pPr>
-            <w:r>
-              <w:t xml:space="preserve">Periodo de la calificación.</w:t>
-            </w:r>
-          </w:p>
-        </w:tc>
-      </w:tr>
-      <w:tr>
-        <w:tc>
-          <w:tcPr/>
-          <w:p>
-            <w:pPr>
-              <w:pStyle w:val="Compact"/>
-            </w:pPr>
-            <w:r>
-              <w:rPr>
-                <w:rStyle w:val="VerbatimChar"/>
-              </w:rPr>
-              <w:t xml:space="preserve">nota_final</w:t>
-            </w:r>
-          </w:p>
-        </w:tc>
-        <w:tc>
-          <w:tcPr/>
-          <w:p>
-            <w:pPr>
-              <w:pStyle w:val="Compact"/>
-            </w:pPr>
-            <w:r>
-              <w:t xml:space="preserve">NUMERIC(5,2)</w:t>
-            </w:r>
-          </w:p>
-        </w:tc>
-        <w:tc>
-          <w:tcPr/>
-          <w:p>
-            <w:pPr>
-              <w:pStyle w:val="Compact"/>
-            </w:pPr>
-            <w:r>
-              <w:t xml:space="preserve">Calificación promedio definitiva del trimestre.</w:t>
-            </w:r>
-          </w:p>
-        </w:tc>
-      </w:tr>
-      <w:tr>
-        <w:tc>
-          <w:tcPr/>
-          <w:p>
-            <w:pPr>
-              <w:pStyle w:val="Compact"/>
-            </w:pPr>
-            <w:r>
-              <w:rPr>
-                <w:rStyle w:val="VerbatimChar"/>
-              </w:rPr>
-              <w:t xml:space="preserve">id_escalavaloracion</w:t>
-            </w:r>
-          </w:p>
-        </w:tc>
-        <w:tc>
-          <w:tcPr/>
-          <w:p>
-            <w:pPr>
-              <w:pStyle w:val="Compact"/>
-            </w:pPr>
-            <w:r>
-              <w:t xml:space="preserve">INT FK</w:t>
-            </w:r>
-          </w:p>
-        </w:tc>
-        <w:tc>
-          <w:tcPr/>
-          <w:p>
-            <w:pPr>
-              <w:pStyle w:val="Compact"/>
-            </w:pPr>
-            <w:r>
-              <w:t xml:space="preserve">Referencia al rango descriptivo del colegio (Bajo, Alto, etc.).</w:t>
-            </w:r>
-          </w:p>
-        </w:tc>
-      </w:tr>
-      <w:tr>
-        <w:tc>
-          <w:tcPr/>
-          <w:p>
-            <w:pPr>
-              <w:pStyle w:val="Compact"/>
-            </w:pPr>
-            <w:r>
-              <w:rPr>
-                <w:rStyle w:val="VerbatimChar"/>
-              </w:rPr>
-              <w:t xml:space="preserve">estado</w:t>
-            </w:r>
-          </w:p>
-        </w:tc>
-        <w:tc>
-          <w:tcPr/>
-          <w:p>
-            <w:pPr>
-              <w:pStyle w:val="Compact"/>
-            </w:pPr>
-            <w:r>
-              <w:rPr>
-                <w:rStyle w:val="VerbatimChar"/>
-              </w:rPr>
-              <w:t xml:space="preserve">estado_resultado</w:t>
-            </w:r>
-          </w:p>
-        </w:tc>
-        <w:tc>
-          <w:tcPr/>
-          <w:p>
-            <w:pPr>
-              <w:pStyle w:val="Compact"/>
-            </w:pPr>
-            <w:r>
-              <w:t xml:space="preserve">Estado del resultado (</w:t>
-            </w:r>
-            <w:r>
-              <w:rPr>
-                <w:rStyle w:val="VerbatimChar"/>
-              </w:rPr>
-              <w:t xml:space="preserve">APROBADO</w:t>
-            </w:r>
+                <w:b/>
+                <w:bCs/>
+              </w:rPr>
+              <w:t xml:space="preserve">Portal Estudiante / Acudiente</w:t>
+            </w:r>
+          </w:p>
+        </w:tc>
+        <w:tc>
+          <w:tcPr/>
+          <w:p>
+            <w:pPr>
+              <w:pStyle w:val="Compact"/>
+            </w:pPr>
+            <w:hyperlink r:id="rId23">
+              <w:r>
+                <w:rPr>
+                  <w:rStyle w:val="Hyperlink"/>
+                </w:rPr>
+                <w:t xml:space="preserve">StudentBoletinView.vue</w:t>
+              </w:r>
+            </w:hyperlink>
             <w:r>
               <w:t xml:space="preserve">,</w:t>
             </w:r>
             <w:r>
               <w:t xml:space="preserve"> </w:t>
             </w:r>
-            <w:r>
-              <w:rPr>
-                <w:rStyle w:val="VerbatimChar"/>
-              </w:rPr>
-              <w:t xml:space="preserve">REPROBADO</w:t>
-            </w:r>
-            <w:r>
-              <w:t xml:space="preserve">,</w:t>
-            </w:r>
-            <w:r>
-              <w:t xml:space="preserve"> </w:t>
-            </w:r>
-            <w:r>
-              <w:rPr>
-                <w:rStyle w:val="VerbatimChar"/>
-              </w:rPr>
-              <w:t xml:space="preserve">EN_PROCESO</w:t>
-            </w:r>
-            <w:r>
-              <w:t xml:space="preserve">).</w:t>
-            </w:r>
-          </w:p>
-        </w:tc>
-      </w:tr>
-      <w:tr>
-        <w:tc>
-          <w:tcPr/>
-          <w:p>
-            <w:pPr>
-              <w:pStyle w:val="Compact"/>
-            </w:pPr>
-            <w:r>
-              <w:rPr>
-                <w:rStyle w:val="VerbatimChar"/>
-              </w:rPr>
-              <w:t xml:space="preserve">falla_asistencia</w:t>
-            </w:r>
-          </w:p>
-        </w:tc>
-        <w:tc>
-          <w:tcPr/>
-          <w:p>
-            <w:pPr>
-              <w:pStyle w:val="Compact"/>
-            </w:pPr>
-            <w:r>
-              <w:t xml:space="preserve">INT</w:t>
-            </w:r>
-          </w:p>
-        </w:tc>
-        <w:tc>
-          <w:tcPr/>
-          <w:p>
-            <w:pPr>
-              <w:pStyle w:val="Compact"/>
-            </w:pPr>
-            <w:r>
-              <w:t xml:space="preserve">Sumatoria acumulada de fallas del alumno en el periodo.</w:t>
+            <w:hyperlink r:id="rId24">
+              <w:r>
+                <w:rPr>
+                  <w:rStyle w:val="Hyperlink"/>
+                </w:rPr>
+                <w:t xml:space="preserve">ParentBoletinView.vue</w:t>
+              </w:r>
+            </w:hyperlink>
+          </w:p>
+        </w:tc>
+        <w:tc>
+          <w:tcPr/>
+          <w:p>
+            <w:pPr>
+              <w:pStyle w:val="Compact"/>
+            </w:pPr>
+            <w:r>
+              <w:t xml:space="preserve">Visualización y descarga del boletín oficial.</w:t>
             </w:r>
           </w:p>
         </w:tc>
       </w:tr>
     </w:tbl>
-    <w:bookmarkEnd w:id="28"/>
-    <w:bookmarkStart w:id="29" w:name="types-relevantes"/>
+    <w:p>
+      <w:r>
+        <w:pict>
+          <v:rect style="width:0;height:1.5pt" o:hralign="center" o:hrstd="t" o:hr="t"/>
+        </w:pict>
+      </w:r>
+    </w:p>
+    <w:bookmarkEnd w:id="25"/>
+    <w:bookmarkEnd w:id="26"/>
+    <w:bookmarkStart w:id="29" w:name="modelo-de-datos"/>
+    <w:p>
+      <w:pPr>
+        <w:pStyle w:val="Heading2"/>
+      </w:pPr>
+      <w:r>
+        <w:t xml:space="preserve">6. Modelo de Datos</w:t>
+      </w:r>
+    </w:p>
+    <w:bookmarkStart w:id="27" w:name="tabla-cierre_materia"/>
     <w:p>
       <w:pPr>
         <w:pStyle w:val="Heading3"/>
       </w:pPr>
       <w:r>
-        <w:t xml:space="preserve">Types relevantes</w:t>
+        <w:t xml:space="preserve">Tabla:</w:t>
+      </w:r>
+      <w:r>
+        <w:t xml:space="preserve"> </w:t>
+      </w:r>
+      <w:r>
+        <w:rPr>
+          <w:rStyle w:val="VerbatimChar"/>
+        </w:rPr>
+        <w:t xml:space="preserve">cierre_materia</w:t>
       </w:r>
     </w:p>
+    <w:tbl>
+      <w:tblPr>
+        <w:tblStyle w:val="Table"/>
+        <w:tblW w:type="pct" w:w="5000"/>
+        <w:tblLayout w:type="fixed"/>
+        <w:tblLook w:firstRow="1" w:lastRow="0" w:firstColumn="0" w:lastColumn="0" w:noHBand="0" w:noVBand="0" w:val="0020"/>
+      </w:tblPr>
+      <w:tblGrid>
+        <w:gridCol w:w="2640"/>
+        <w:gridCol w:w="2640"/>
+        <w:gridCol w:w="2640"/>
+      </w:tblGrid>
+      <w:tr>
+        <w:trPr>
+          <w:tblHeader w:val="on"/>
+        </w:trPr>
+        <w:tc>
+          <w:tcPr/>
+          <w:p>
+            <w:pPr>
+              <w:pStyle w:val="Compact"/>
+            </w:pPr>
+            <w:r>
+              <w:t xml:space="preserve">Columna</w:t>
+            </w:r>
+          </w:p>
+        </w:tc>
+        <w:tc>
+          <w:tcPr/>
+          <w:p>
+            <w:pPr>
+              <w:pStyle w:val="Compact"/>
+            </w:pPr>
+            <w:r>
+              <w:t xml:space="preserve">Tipo</w:t>
+            </w:r>
+          </w:p>
+        </w:tc>
+        <w:tc>
+          <w:tcPr/>
+          <w:p>
+            <w:pPr>
+              <w:pStyle w:val="Compact"/>
+            </w:pPr>
+            <w:r>
+              <w:t xml:space="preserve">Descripción</w:t>
+            </w:r>
+          </w:p>
+        </w:tc>
+      </w:tr>
+      <w:tr>
+        <w:tc>
+          <w:tcPr/>
+          <w:p>
+            <w:pPr>
+              <w:pStyle w:val="Compact"/>
+            </w:pPr>
+            <w:r>
+              <w:rPr>
+                <w:rStyle w:val="VerbatimChar"/>
+              </w:rPr>
+              <w:t xml:space="preserve">id_cierremateria</w:t>
+            </w:r>
+          </w:p>
+        </w:tc>
+        <w:tc>
+          <w:tcPr/>
+          <w:p>
+            <w:pPr>
+              <w:pStyle w:val="Compact"/>
+            </w:pPr>
+            <w:r>
+              <w:t xml:space="preserve">SERIAL PK</w:t>
+            </w:r>
+          </w:p>
+        </w:tc>
+        <w:tc>
+          <w:tcPr/>
+          <w:p>
+            <w:pPr>
+              <w:pStyle w:val="Compact"/>
+            </w:pPr>
+            <w:r>
+              <w:t xml:space="preserve">Identificador único del cierre de materia.</w:t>
+            </w:r>
+          </w:p>
+        </w:tc>
+      </w:tr>
+      <w:tr>
+        <w:tc>
+          <w:tcPr/>
+          <w:p>
+            <w:pPr>
+              <w:pStyle w:val="Compact"/>
+            </w:pPr>
+            <w:r>
+              <w:rPr>
+                <w:rStyle w:val="VerbatimChar"/>
+              </w:rPr>
+              <w:t xml:space="preserve">id_detallegrado</w:t>
+            </w:r>
+          </w:p>
+        </w:tc>
+        <w:tc>
+          <w:tcPr/>
+          <w:p>
+            <w:pPr>
+              <w:pStyle w:val="Compact"/>
+            </w:pPr>
+            <w:r>
+              <w:t xml:space="preserve">INT FK</w:t>
+            </w:r>
+          </w:p>
+        </w:tc>
+        <w:tc>
+          <w:tcPr/>
+          <w:p>
+            <w:pPr>
+              <w:pStyle w:val="Compact"/>
+            </w:pPr>
+            <w:r>
+              <w:t xml:space="preserve">Asignación docente-curso-materia.</w:t>
+            </w:r>
+          </w:p>
+        </w:tc>
+      </w:tr>
+      <w:tr>
+        <w:tc>
+          <w:tcPr/>
+          <w:p>
+            <w:pPr>
+              <w:pStyle w:val="Compact"/>
+            </w:pPr>
+            <w:r>
+              <w:rPr>
+                <w:rStyle w:val="VerbatimChar"/>
+              </w:rPr>
+              <w:t xml:space="preserve">id_periodo</w:t>
+            </w:r>
+          </w:p>
+        </w:tc>
+        <w:tc>
+          <w:tcPr/>
+          <w:p>
+            <w:pPr>
+              <w:pStyle w:val="Compact"/>
+            </w:pPr>
+            <w:r>
+              <w:t xml:space="preserve">INT FK</w:t>
+            </w:r>
+          </w:p>
+        </w:tc>
+        <w:tc>
+          <w:tcPr/>
+          <w:p>
+            <w:pPr>
+              <w:pStyle w:val="Compact"/>
+            </w:pPr>
+            <w:r>
+              <w:t xml:space="preserve">Periodo académico cerrado.</w:t>
+            </w:r>
+          </w:p>
+        </w:tc>
+      </w:tr>
+      <w:tr>
+        <w:tc>
+          <w:tcPr/>
+          <w:p>
+            <w:pPr>
+              <w:pStyle w:val="Compact"/>
+            </w:pPr>
+            <w:r>
+              <w:rPr>
+                <w:rStyle w:val="VerbatimChar"/>
+              </w:rPr>
+              <w:t xml:space="preserve">estado</w:t>
+            </w:r>
+          </w:p>
+        </w:tc>
+        <w:tc>
+          <w:tcPr/>
+          <w:p>
+            <w:pPr>
+              <w:pStyle w:val="Compact"/>
+            </w:pPr>
+            <w:r>
+              <w:rPr>
+                <w:rStyle w:val="VerbatimChar"/>
+              </w:rPr>
+              <w:t xml:space="preserve">estado_cierre_materia</w:t>
+            </w:r>
+          </w:p>
+        </w:tc>
+        <w:tc>
+          <w:tcPr/>
+          <w:p>
+            <w:pPr>
+              <w:pStyle w:val="Compact"/>
+            </w:pPr>
+            <w:r>
+              <w:rPr>
+                <w:rStyle w:val="VerbatimChar"/>
+              </w:rPr>
+              <w:t xml:space="preserve">ABIERTO</w:t>
+            </w:r>
+            <w:r>
+              <w:t xml:space="preserve">,</w:t>
+            </w:r>
+            <w:r>
+              <w:t xml:space="preserve"> </w:t>
+            </w:r>
+            <w:r>
+              <w:rPr>
+                <w:rStyle w:val="VerbatimChar"/>
+              </w:rPr>
+              <w:t xml:space="preserve">CERRADO</w:t>
+            </w:r>
+            <w:r>
+              <w:t xml:space="preserve">.</w:t>
+            </w:r>
+          </w:p>
+        </w:tc>
+      </w:tr>
+      <w:tr>
+        <w:tc>
+          <w:tcPr/>
+          <w:p>
+            <w:pPr>
+              <w:pStyle w:val="Compact"/>
+            </w:pPr>
+            <w:r>
+              <w:rPr>
+                <w:rStyle w:val="VerbatimChar"/>
+              </w:rPr>
+              <w:t xml:space="preserve">fecha_cierre</w:t>
+            </w:r>
+          </w:p>
+        </w:tc>
+        <w:tc>
+          <w:tcPr/>
+          <w:p>
+            <w:pPr>
+              <w:pStyle w:val="Compact"/>
+            </w:pPr>
+            <w:r>
+              <w:t xml:space="preserve">TIMESTAMPTZ</w:t>
+            </w:r>
+          </w:p>
+        </w:tc>
+        <w:tc>
+          <w:tcPr/>
+          <w:p>
+            <w:pPr>
+              <w:pStyle w:val="Compact"/>
+            </w:pPr>
+            <w:r>
+              <w:t xml:space="preserve">Fecha y hora en que se efectuó el cierre.</w:t>
+            </w:r>
+          </w:p>
+        </w:tc>
+      </w:tr>
+      <w:tr>
+        <w:tc>
+          <w:tcPr/>
+          <w:p>
+            <w:pPr>
+              <w:pStyle w:val="Compact"/>
+            </w:pPr>
+            <w:r>
+              <w:rPr>
+                <w:rStyle w:val="VerbatimChar"/>
+              </w:rPr>
+              <w:t xml:space="preserve">justificacion_evidencias_pendientes</w:t>
+            </w:r>
+          </w:p>
+        </w:tc>
+        <w:tc>
+          <w:tcPr/>
+          <w:p>
+            <w:pPr>
+              <w:pStyle w:val="Compact"/>
+            </w:pPr>
+            <w:r>
+              <w:t xml:space="preserve">TEXT (NULLable)</w:t>
+            </w:r>
+          </w:p>
+        </w:tc>
+        <w:tc>
+          <w:tcPr/>
+          <w:p>
+            <w:pPr>
+              <w:pStyle w:val="Compact"/>
+            </w:pPr>
+            <w:r>
+              <w:t xml:space="preserve">Justificación pedagógica de evidencias DBA no evaluadas.</w:t>
+            </w:r>
+          </w:p>
+        </w:tc>
+      </w:tr>
+      <w:tr>
+        <w:tc>
+          <w:tcPr/>
+          <w:p>
+            <w:pPr>
+              <w:pStyle w:val="Compact"/>
+            </w:pPr>
+            <w:r>
+              <w:rPr>
+                <w:rStyle w:val="VerbatimChar"/>
+              </w:rPr>
+              <w:t xml:space="preserve">id_docente_cierre</w:t>
+            </w:r>
+          </w:p>
+        </w:tc>
+        <w:tc>
+          <w:tcPr/>
+          <w:p>
+            <w:pPr>
+              <w:pStyle w:val="Compact"/>
+            </w:pPr>
+            <w:r>
+              <w:t xml:space="preserve">INT FK</w:t>
+            </w:r>
+          </w:p>
+        </w:tc>
+        <w:tc>
+          <w:tcPr/>
+          <w:p>
+            <w:pPr>
+              <w:pStyle w:val="Compact"/>
+            </w:pPr>
+            <w:r>
+              <w:t xml:space="preserve">Docente que ejecutó el cierre.</w:t>
+            </w:r>
+          </w:p>
+        </w:tc>
+      </w:tr>
+      <w:tr>
+        <w:tc>
+          <w:tcPr/>
+          <w:p>
+            <w:pPr>
+              <w:pStyle w:val="Compact"/>
+            </w:pPr>
+            <w:r>
+              <w:rPr>
+                <w:i/>
+                <w:iCs/>
+              </w:rPr>
+              <w:t xml:space="preserve">Restricción</w:t>
+            </w:r>
+          </w:p>
+        </w:tc>
+        <w:tc>
+          <w:tcPr/>
+          <w:p>
+            <w:pPr>
+              <w:pStyle w:val="Compact"/>
+            </w:pPr>
+            <w:r>
+              <w:t xml:space="preserve">UNIQUE</w:t>
+            </w:r>
+          </w:p>
+        </w:tc>
+        <w:tc>
+          <w:tcPr/>
+          <w:p>
+            <w:pPr>
+              <w:pStyle w:val="Compact"/>
+            </w:pPr>
+            <w:r>
+              <w:rPr>
+                <w:rStyle w:val="VerbatimChar"/>
+              </w:rPr>
+              <w:t xml:space="preserve">UNIQUE (id_detallegrado, id_periodo)</w:t>
+            </w:r>
+          </w:p>
+        </w:tc>
+      </w:tr>
+    </w:tbl>
+    <w:bookmarkEnd w:id="27"/>
+    <w:bookmarkStart w:id="28" w:name="tabla-resultado_academico"/>
     <w:p>
       <w:pPr>
-        <w:pStyle w:val="SourceCode"/>
+        <w:pStyle w:val="Heading3"/>
       </w:pPr>
       <w:r>
-        <w:rPr>
-          <w:rStyle w:val="KeywordTok"/>
-        </w:rPr>
-        <w:t xml:space="preserve">CREATE</w:t>
-      </w:r>
-      <w:r>
-        <w:rPr>
-          <w:rStyle w:val="NormalTok"/>
-        </w:rPr>
-        <w:t xml:space="preserve"> </w:t>
-      </w:r>
-      <w:r>
-        <w:rPr>
-          <w:rStyle w:val="KeywordTok"/>
-        </w:rPr>
-        <w:t xml:space="preserve">TYPE</w:t>
-      </w:r>
-      <w:r>
-        <w:rPr>
-          <w:rStyle w:val="NormalTok"/>
-        </w:rPr>
-        <w:t xml:space="preserve"> </w:t>
-      </w:r>
-      <w:r>
-        <w:rPr>
-          <w:rStyle w:val="KeywordTok"/>
-        </w:rPr>
-        <w:t xml:space="preserve">public</w:t>
-      </w:r>
-      <w:r>
-        <w:rPr>
-          <w:rStyle w:val="NormalTok"/>
-        </w:rPr>
-        <w:t xml:space="preserve">.estado_cierre_materia </w:t>
-      </w:r>
-      <w:r>
-        <w:rPr>
-          <w:rStyle w:val="KeywordTok"/>
-        </w:rPr>
-        <w:t xml:space="preserve">AS</w:t>
-      </w:r>
-      <w:r>
-        <w:rPr>
-          <w:rStyle w:val="NormalTok"/>
-        </w:rPr>
-        <w:t xml:space="preserve"> ENUM (</w:t>
-      </w:r>
-      <w:r>
-        <w:rPr>
-          <w:rStyle w:val="StringTok"/>
-        </w:rPr>
-        <w:t xml:space="preserve">'ABIERTO'</w:t>
-      </w:r>
-      <w:r>
-        <w:rPr>
-          <w:rStyle w:val="NormalTok"/>
-        </w:rPr>
-        <w:t xml:space="preserve">, </w:t>
-      </w:r>
-      <w:r>
-        <w:rPr>
-          <w:rStyle w:val="StringTok"/>
-        </w:rPr>
-        <w:t xml:space="preserve">'CERRADO'</w:t>
-      </w:r>
-      <w:r>
-        <w:rPr>
-          <w:rStyle w:val="NormalTok"/>
-        </w:rPr>
-        <w:t xml:space="preserve">);</w:t>
-      </w:r>
-      <w:r>
-        <w:br/>
-      </w:r>
-      <w:r>
-        <w:rPr>
-          <w:rStyle w:val="KeywordTok"/>
-        </w:rPr>
-        <w:t xml:space="preserve">CREATE</w:t>
-      </w:r>
-      <w:r>
-        <w:rPr>
-          <w:rStyle w:val="NormalTok"/>
-        </w:rPr>
-        <w:t xml:space="preserve"> </w:t>
-      </w:r>
-      <w:r>
-        <w:rPr>
-          <w:rStyle w:val="KeywordTok"/>
-        </w:rPr>
-        <w:t xml:space="preserve">TYPE</w:t>
-      </w:r>
-      <w:r>
-        <w:rPr>
-          <w:rStyle w:val="NormalTok"/>
-        </w:rPr>
-        <w:t xml:space="preserve"> </w:t>
-      </w:r>
-      <w:r>
-        <w:rPr>
-          <w:rStyle w:val="KeywordTok"/>
-        </w:rPr>
-        <w:t xml:space="preserve">public</w:t>
-      </w:r>
-      <w:r>
-        <w:rPr>
-          <w:rStyle w:val="NormalTok"/>
-        </w:rPr>
-        <w:t xml:space="preserve">.estado_resultado </w:t>
-      </w:r>
-      <w:r>
-        <w:rPr>
-          <w:rStyle w:val="KeywordTok"/>
-        </w:rPr>
-        <w:t xml:space="preserve">AS</w:t>
-      </w:r>
-      <w:r>
-        <w:rPr>
-          <w:rStyle w:val="NormalTok"/>
-        </w:rPr>
-        <w:t xml:space="preserve"> ENUM (</w:t>
-      </w:r>
-      <w:r>
-        <w:rPr>
-          <w:rStyle w:val="StringTok"/>
-        </w:rPr>
-        <w:t xml:space="preserve">'APROBADO'</w:t>
-      </w:r>
-      <w:r>
-        <w:rPr>
-          <w:rStyle w:val="NormalTok"/>
-        </w:rPr>
-        <w:t xml:space="preserve">, </w:t>
-      </w:r>
-      <w:r>
-        <w:rPr>
-          <w:rStyle w:val="StringTok"/>
-        </w:rPr>
-        <w:t xml:space="preserve">'REPROBADO'</w:t>
-      </w:r>
-      <w:r>
-        <w:rPr>
-          <w:rStyle w:val="NormalTok"/>
-        </w:rPr>
-        <w:t xml:space="preserve">, </w:t>
-      </w:r>
-      <w:r>
-        <w:rPr>
-          <w:rStyle w:val="StringTok"/>
-        </w:rPr>
-        <w:t xml:space="preserve">'EN_PROCESO'</w:t>
-      </w:r>
-      <w:r>
-        <w:rPr>
-          <w:rStyle w:val="NormalTok"/>
-        </w:rPr>
-        <w:t xml:space="preserve">);</w:t>
+        <w:t xml:space="preserve">Tabla:</w:t>
+      </w:r>
+      <w:r>
+        <w:t xml:space="preserve"> </w:t>
+      </w:r>
+      <w:r>
+        <w:rPr>
+          <w:rStyle w:val="VerbatimChar"/>
+        </w:rPr>
+        <w:t xml:space="preserve">resultado_academico</w:t>
       </w:r>
     </w:p>
+    <w:tbl>
+      <w:tblPr>
+        <w:tblStyle w:val="Table"/>
+        <w:tblW w:type="pct" w:w="5000"/>
+        <w:tblLayout w:type="fixed"/>
+        <w:tblLook w:firstRow="1" w:lastRow="0" w:firstColumn="0" w:lastColumn="0" w:noHBand="0" w:noVBand="0" w:val="0020"/>
+      </w:tblPr>
+      <w:tblGrid>
+        <w:gridCol w:w="2640"/>
+        <w:gridCol w:w="2640"/>
+        <w:gridCol w:w="2640"/>
+      </w:tblGrid>
+      <w:tr>
+        <w:trPr>
+          <w:tblHeader w:val="on"/>
+        </w:trPr>
+        <w:tc>
+          <w:tcPr/>
+          <w:p>
+            <w:pPr>
+              <w:pStyle w:val="Compact"/>
+            </w:pPr>
+            <w:r>
+              <w:t xml:space="preserve">Columna</w:t>
+            </w:r>
+          </w:p>
+        </w:tc>
+        <w:tc>
+          <w:tcPr/>
+          <w:p>
+            <w:pPr>
+              <w:pStyle w:val="Compact"/>
+            </w:pPr>
+            <w:r>
+              <w:t xml:space="preserve">Tipo</w:t>
+            </w:r>
+          </w:p>
+        </w:tc>
+        <w:tc>
+          <w:tcPr/>
+          <w:p>
+            <w:pPr>
+              <w:pStyle w:val="Compact"/>
+            </w:pPr>
+            <w:r>
+              <w:t xml:space="preserve">Descripción</w:t>
+            </w:r>
+          </w:p>
+        </w:tc>
+      </w:tr>
+      <w:tr>
+        <w:tc>
+          <w:tcPr/>
+          <w:p>
+            <w:pPr>
+              <w:pStyle w:val="Compact"/>
+            </w:pPr>
+            <w:r>
+              <w:rPr>
+                <w:rStyle w:val="VerbatimChar"/>
+              </w:rPr>
+              <w:t xml:space="preserve">id_resultado</w:t>
+            </w:r>
+          </w:p>
+        </w:tc>
+        <w:tc>
+          <w:tcPr/>
+          <w:p>
+            <w:pPr>
+              <w:pStyle w:val="Compact"/>
+            </w:pPr>
+            <w:r>
+              <w:t xml:space="preserve">SERIAL PK</w:t>
+            </w:r>
+          </w:p>
+        </w:tc>
+        <w:tc>
+          <w:tcPr/>
+          <w:p>
+            <w:pPr>
+              <w:pStyle w:val="Compact"/>
+            </w:pPr>
+            <w:r>
+              <w:t xml:space="preserve">Identificador del promedio consolidado.</w:t>
+            </w:r>
+          </w:p>
+        </w:tc>
+      </w:tr>
+      <w:tr>
+        <w:tc>
+          <w:tcPr/>
+          <w:p>
+            <w:pPr>
+              <w:pStyle w:val="Compact"/>
+            </w:pPr>
+            <w:r>
+              <w:rPr>
+                <w:rStyle w:val="VerbatimChar"/>
+              </w:rPr>
+              <w:t xml:space="preserve">id_estudiante</w:t>
+            </w:r>
+          </w:p>
+        </w:tc>
+        <w:tc>
+          <w:tcPr/>
+          <w:p>
+            <w:pPr>
+              <w:pStyle w:val="Compact"/>
+            </w:pPr>
+            <w:r>
+              <w:t xml:space="preserve">INT FK</w:t>
+            </w:r>
+          </w:p>
+        </w:tc>
+        <w:tc>
+          <w:tcPr/>
+          <w:p>
+            <w:pPr>
+              <w:pStyle w:val="Compact"/>
+            </w:pPr>
+            <w:r>
+              <w:t xml:space="preserve">Estudiante evaluado.</w:t>
+            </w:r>
+          </w:p>
+        </w:tc>
+      </w:tr>
+      <w:tr>
+        <w:tc>
+          <w:tcPr/>
+          <w:p>
+            <w:pPr>
+              <w:pStyle w:val="Compact"/>
+            </w:pPr>
+            <w:r>
+              <w:rPr>
+                <w:rStyle w:val="VerbatimChar"/>
+              </w:rPr>
+              <w:t xml:space="preserve">id_detallegrado</w:t>
+            </w:r>
+          </w:p>
+        </w:tc>
+        <w:tc>
+          <w:tcPr/>
+          <w:p>
+            <w:pPr>
+              <w:pStyle w:val="Compact"/>
+            </w:pPr>
+            <w:r>
+              <w:t xml:space="preserve">INT FK</w:t>
+            </w:r>
+          </w:p>
+        </w:tc>
+        <w:tc>
+          <w:tcPr/>
+          <w:p>
+            <w:pPr>
+              <w:pStyle w:val="Compact"/>
+            </w:pPr>
+            <w:r>
+              <w:t xml:space="preserve">Materia y curso evaluado.</w:t>
+            </w:r>
+          </w:p>
+        </w:tc>
+      </w:tr>
+      <w:tr>
+        <w:tc>
+          <w:tcPr/>
+          <w:p>
+            <w:pPr>
+              <w:pStyle w:val="Compact"/>
+            </w:pPr>
+            <w:r>
+              <w:rPr>
+                <w:rStyle w:val="VerbatimChar"/>
+              </w:rPr>
+              <w:t xml:space="preserve">id_periodo</w:t>
+            </w:r>
+          </w:p>
+        </w:tc>
+        <w:tc>
+          <w:tcPr/>
+          <w:p>
+            <w:pPr>
+              <w:pStyle w:val="Compact"/>
+            </w:pPr>
+            <w:r>
+              <w:t xml:space="preserve">INT FK</w:t>
+            </w:r>
+          </w:p>
+        </w:tc>
+        <w:tc>
+          <w:tcPr/>
+          <w:p>
+            <w:pPr>
+              <w:pStyle w:val="Compact"/>
+            </w:pPr>
+            <w:r>
+              <w:t xml:space="preserve">Periodo correspondiente.</w:t>
+            </w:r>
+          </w:p>
+        </w:tc>
+      </w:tr>
+      <w:tr>
+        <w:tc>
+          <w:tcPr/>
+          <w:p>
+            <w:pPr>
+              <w:pStyle w:val="Compact"/>
+            </w:pPr>
+            <w:r>
+              <w:rPr>
+                <w:rStyle w:val="VerbatimChar"/>
+              </w:rPr>
+              <w:t xml:space="preserve">nota_final</w:t>
+            </w:r>
+            <w:r>
+              <w:t xml:space="preserve"> </w:t>
+            </w:r>
+            <w:r>
+              <w:t xml:space="preserve">/</w:t>
+            </w:r>
+            <w:r>
+              <w:t xml:space="preserve"> </w:t>
+            </w:r>
+            <w:r>
+              <w:rPr>
+                <w:rStyle w:val="VerbatimChar"/>
+              </w:rPr>
+              <w:t xml:space="preserve">promedio</w:t>
+            </w:r>
+          </w:p>
+        </w:tc>
+        <w:tc>
+          <w:tcPr/>
+          <w:p>
+            <w:pPr>
+              <w:pStyle w:val="Compact"/>
+            </w:pPr>
+            <w:r>
+              <w:t xml:space="preserve">NUMERIC(5,2)</w:t>
+            </w:r>
+          </w:p>
+        </w:tc>
+        <w:tc>
+          <w:tcPr/>
+          <w:p>
+            <w:pPr>
+              <w:pStyle w:val="Compact"/>
+            </w:pPr>
+            <w:r>
+              <w:t xml:space="preserve">Calificación definitiva del periodo.</w:t>
+            </w:r>
+          </w:p>
+        </w:tc>
+      </w:tr>
+      <w:tr>
+        <w:tc>
+          <w:tcPr/>
+          <w:p>
+            <w:pPr>
+              <w:pStyle w:val="Compact"/>
+            </w:pPr>
+            <w:r>
+              <w:rPr>
+                <w:rStyle w:val="VerbatimChar"/>
+              </w:rPr>
+              <w:t xml:space="preserve">id_escalavaloracion</w:t>
+            </w:r>
+          </w:p>
+        </w:tc>
+        <w:tc>
+          <w:tcPr/>
+          <w:p>
+            <w:pPr>
+              <w:pStyle w:val="Compact"/>
+            </w:pPr>
+            <w:r>
+              <w:t xml:space="preserve">INT FK</w:t>
+            </w:r>
+          </w:p>
+        </w:tc>
+        <w:tc>
+          <w:tcPr/>
+          <w:p>
+            <w:pPr>
+              <w:pStyle w:val="Compact"/>
+            </w:pPr>
+            <w:r>
+              <w:t xml:space="preserve">Escala MEN institucional (</w:t>
+            </w:r>
+            <w:r>
+              <w:rPr>
+                <w:rStyle w:val="VerbatimChar"/>
+              </w:rPr>
+              <w:t xml:space="preserve">BAJO</w:t>
+            </w:r>
+            <w:r>
+              <w:t xml:space="preserve">,</w:t>
+            </w:r>
+            <w:r>
+              <w:t xml:space="preserve"> </w:t>
+            </w:r>
+            <w:r>
+              <w:rPr>
+                <w:rStyle w:val="VerbatimChar"/>
+              </w:rPr>
+              <w:t xml:space="preserve">BASICO</w:t>
+            </w:r>
+            <w:r>
+              <w:t xml:space="preserve">,</w:t>
+            </w:r>
+            <w:r>
+              <w:t xml:space="preserve"> </w:t>
+            </w:r>
+            <w:r>
+              <w:rPr>
+                <w:rStyle w:val="VerbatimChar"/>
+              </w:rPr>
+              <w:t xml:space="preserve">ALTO</w:t>
+            </w:r>
+            <w:r>
+              <w:t xml:space="preserve">,</w:t>
+            </w:r>
+            <w:r>
+              <w:t xml:space="preserve"> </w:t>
+            </w:r>
+            <w:r>
+              <w:rPr>
+                <w:rStyle w:val="VerbatimChar"/>
+              </w:rPr>
+              <w:t xml:space="preserve">SUPERIOR</w:t>
+            </w:r>
+            <w:r>
+              <w:t xml:space="preserve">).</w:t>
+            </w:r>
+          </w:p>
+        </w:tc>
+      </w:tr>
+      <w:tr>
+        <w:tc>
+          <w:tcPr/>
+          <w:p>
+            <w:pPr>
+              <w:pStyle w:val="Compact"/>
+            </w:pPr>
+            <w:r>
+              <w:rPr>
+                <w:rStyle w:val="VerbatimChar"/>
+              </w:rPr>
+              <w:t xml:space="preserve">estado</w:t>
+            </w:r>
+          </w:p>
+        </w:tc>
+        <w:tc>
+          <w:tcPr/>
+          <w:p>
+            <w:pPr>
+              <w:pStyle w:val="Compact"/>
+            </w:pPr>
+            <w:r>
+              <w:rPr>
+                <w:rStyle w:val="VerbatimChar"/>
+              </w:rPr>
+              <w:t xml:space="preserve">estado_resultado</w:t>
+            </w:r>
+          </w:p>
+        </w:tc>
+        <w:tc>
+          <w:tcPr/>
+          <w:p>
+            <w:pPr>
+              <w:pStyle w:val="Compact"/>
+            </w:pPr>
+            <w:r>
+              <w:rPr>
+                <w:rStyle w:val="VerbatimChar"/>
+              </w:rPr>
+              <w:t xml:space="preserve">APROBADO</w:t>
+            </w:r>
+            <w:r>
+              <w:t xml:space="preserve">,</w:t>
+            </w:r>
+            <w:r>
+              <w:t xml:space="preserve"> </w:t>
+            </w:r>
+            <w:r>
+              <w:rPr>
+                <w:rStyle w:val="VerbatimChar"/>
+              </w:rPr>
+              <w:t xml:space="preserve">REPROBADO</w:t>
+            </w:r>
+            <w:r>
+              <w:t xml:space="preserve">,</w:t>
+            </w:r>
+            <w:r>
+              <w:t xml:space="preserve"> </w:t>
+            </w:r>
+            <w:r>
+              <w:rPr>
+                <w:rStyle w:val="VerbatimChar"/>
+              </w:rPr>
+              <w:t xml:space="preserve">EN_PROCESO</w:t>
+            </w:r>
+            <w:r>
+              <w:t xml:space="preserve">.</w:t>
+            </w:r>
+          </w:p>
+        </w:tc>
+      </w:tr>
+      <w:tr>
+        <w:tc>
+          <w:tcPr/>
+          <w:p>
+            <w:pPr>
+              <w:pStyle w:val="Compact"/>
+            </w:pPr>
+            <w:r>
+              <w:rPr>
+                <w:rStyle w:val="VerbatimChar"/>
+              </w:rPr>
+              <w:t xml:space="preserve">falla_asistencia</w:t>
+            </w:r>
+          </w:p>
+        </w:tc>
+        <w:tc>
+          <w:tcPr/>
+          <w:p>
+            <w:pPr>
+              <w:pStyle w:val="Compact"/>
+            </w:pPr>
+            <w:r>
+              <w:t xml:space="preserve">INT</w:t>
+            </w:r>
+          </w:p>
+        </w:tc>
+        <w:tc>
+          <w:tcPr/>
+          <w:p>
+            <w:pPr>
+              <w:pStyle w:val="Compact"/>
+            </w:pPr>
+            <w:r>
+              <w:t xml:space="preserve">Fallas acumuladas en el periodo.</w:t>
+            </w:r>
+          </w:p>
+        </w:tc>
+      </w:tr>
+    </w:tbl>
     <w:p>
       <w:r>
         <w:pict>
@@ -2539,9 +3345,9 @@
         </w:pict>
       </w:r>
     </w:p>
+    <w:bookmarkEnd w:id="28"/>
     <w:bookmarkEnd w:id="29"/>
-    <w:bookmarkEnd w:id="30"/>
-    <w:bookmarkStart w:id="31" w:name="conexiones-con-otros-módulos"/>
+    <w:bookmarkStart w:id="30" w:name="conexiones-con-otros-módulos"/>
     <w:p>
       <w:pPr>
         <w:pStyle w:val="Heading2"/>
@@ -2555,7 +3361,7 @@
         <w:pStyle w:val="Compact"/>
         <w:numPr>
           <w:ilvl w:val="0"/>
-          <w:numId w:val="1003"/>
+          <w:numId w:val="1002"/>
         </w:numPr>
       </w:pPr>
       <w:r>
@@ -2563,10 +3369,40 @@
           <w:b/>
           <w:bCs/>
         </w:rPr>
-        <w:t xml:space="preserve">→ Calificaciones</w:t>
-      </w:r>
-      <w:r>
-        <w:t xml:space="preserve">: Pondera las notas de las actividades evaluativas y criterios registrados.</w:t>
+        <w:t xml:space="preserve">→ Calificaciones y Actividades:</w:t>
+      </w:r>
+      <w:r>
+        <w:t xml:space="preserve"> </w:t>
+      </w:r>
+      <w:r>
+        <w:t xml:space="preserve">Pondera las notas registradas en</w:t>
+      </w:r>
+      <w:r>
+        <w:t xml:space="preserve"> </w:t>
+      </w:r>
+      <w:r>
+        <w:rPr>
+          <w:rStyle w:val="VerbatimChar"/>
+        </w:rPr>
+        <w:t xml:space="preserve">notas_actividad</w:t>
+      </w:r>
+      <w:r>
+        <w:t xml:space="preserve"> </w:t>
+      </w:r>
+      <w:r>
+        <w:t xml:space="preserve">y</w:t>
+      </w:r>
+      <w:r>
+        <w:t xml:space="preserve"> </w:t>
+      </w:r>
+      <w:r>
+        <w:rPr>
+          <w:rStyle w:val="VerbatimChar"/>
+        </w:rPr>
+        <w:t xml:space="preserve">nota_criterio</w:t>
+      </w:r>
+      <w:r>
+        <w:t xml:space="preserve">.</w:t>
       </w:r>
     </w:p>
     <w:p>
@@ -2574,7 +3410,7 @@
         <w:pStyle w:val="Compact"/>
         <w:numPr>
           <w:ilvl w:val="0"/>
-          <w:numId w:val="1003"/>
+          <w:numId w:val="1002"/>
         </w:numPr>
       </w:pPr>
       <w:r>
@@ -2582,10 +3418,13 @@
           <w:b/>
           <w:bCs/>
         </w:rPr>
-        <w:t xml:space="preserve">→ Asistencia</w:t>
-      </w:r>
-      <w:r>
-        <w:t xml:space="preserve">: Suma las fallas no justificadas del estudiante de la tabla</w:t>
+        <w:t xml:space="preserve">→ Asistencia Escolar:</w:t>
+      </w:r>
+      <w:r>
+        <w:t xml:space="preserve"> </w:t>
+      </w:r>
+      <w:r>
+        <w:t xml:space="preserve">Totaliza las ausencias de</w:t>
       </w:r>
       <w:r>
         <w:t xml:space="preserve"> </w:t>
@@ -2597,7 +3436,10 @@
         <w:t xml:space="preserve">registro_asistencia</w:t>
       </w:r>
       <w:r>
-        <w:t xml:space="preserve">.</w:t>
+        <w:t xml:space="preserve"> </w:t>
+      </w:r>
+      <w:r>
+        <w:t xml:space="preserve">para incluirlas en el informe de boletines.</w:t>
       </w:r>
     </w:p>
     <w:p>
@@ -2605,7 +3447,7 @@
         <w:pStyle w:val="Compact"/>
         <w:numPr>
           <w:ilvl w:val="0"/>
-          <w:numId w:val="1003"/>
+          <w:numId w:val="1002"/>
         </w:numPr>
       </w:pPr>
       <w:r>
@@ -2613,25 +3455,13 @@
           <w:b/>
           <w:bCs/>
         </w:rPr>
-        <w:t xml:space="preserve">→ Observaciones</w:t>
-      </w:r>
-      <w:r>
-        <w:t xml:space="preserve">: Extrae las anotaciones de tipo</w:t>
-      </w:r>
-      <w:r>
-        <w:t xml:space="preserve"> </w:t>
-      </w:r>
-      <w:r>
-        <w:rPr>
-          <w:rStyle w:val="VerbatimChar"/>
-        </w:rPr>
-        <w:t xml:space="preserve">ACADEMICA</w:t>
-      </w:r>
-      <w:r>
-        <w:t xml:space="preserve"> </w:t>
-      </w:r>
-      <w:r>
-        <w:t xml:space="preserve">para concatenarlas en la materia.</w:t>
+        <w:t xml:space="preserve">→ Observaciones:</w:t>
+      </w:r>
+      <w:r>
+        <w:t xml:space="preserve"> </w:t>
+      </w:r>
+      <w:r>
+        <w:t xml:space="preserve">Recupera y desglosa las anotaciones pedagógicas por materia (fortalezas, debilidades, recomendaciones).</w:t>
       </w:r>
     </w:p>
     <w:p>
@@ -2639,7 +3469,7 @@
         <w:pStyle w:val="Compact"/>
         <w:numPr>
           <w:ilvl w:val="0"/>
-          <w:numId w:val="1003"/>
+          <w:numId w:val="1002"/>
         </w:numPr>
       </w:pPr>
       <w:r>
@@ -2647,36 +3477,13 @@
           <w:b/>
           <w:bCs/>
         </w:rPr>
-        <w:t xml:space="preserve">→ Configuración Académica</w:t>
-      </w:r>
-      <w:r>
-        <w:t xml:space="preserve">: Verifica las escalas de valoración del colegio para definir si el alumno aprobó o reprobó.</w:t>
-      </w:r>
-    </w:p>
-    <w:p>
-      <w:r>
-        <w:pict>
-          <v:rect style="width:0;height:1.5pt" o:hralign="center" o:hrstd="t" o:hr="t"/>
-        </w:pict>
-      </w:r>
-    </w:p>
-    <w:bookmarkEnd w:id="31"/>
-    <w:bookmarkStart w:id="34" w:name="validaciones-implementadas"/>
-    <w:p>
-      <w:pPr>
-        <w:pStyle w:val="Heading2"/>
-      </w:pPr>
-      <w:r>
-        <w:t xml:space="preserve">8. Validaciones Implementadas</w:t>
-      </w:r>
-    </w:p>
-    <w:bookmarkStart w:id="32" w:name="backend-1"/>
-    <w:p>
-      <w:pPr>
-        <w:pStyle w:val="Heading3"/>
-      </w:pPr>
-      <w:r>
-        <w:t xml:space="preserve">Backend</w:t>
+        <w:t xml:space="preserve">→ Catálogo DBA:</w:t>
+      </w:r>
+      <w:r>
+        <w:t xml:space="preserve"> </w:t>
+      </w:r>
+      <w:r>
+        <w:t xml:space="preserve">Comprueba que todas las evidencias DBA planificadas hayan sido evaluadas o debidamente justificadas.</w:t>
       </w:r>
     </w:p>
     <w:p>
@@ -2684,84 +3491,21 @@
         <w:pStyle w:val="Compact"/>
         <w:numPr>
           <w:ilvl w:val="0"/>
-          <w:numId w:val="1004"/>
+          <w:numId w:val="1002"/>
         </w:numPr>
       </w:pPr>
       <w:r>
-        <w:t xml:space="preserve">Cálculo matemático exacto de promedios ponderados respetando los decimales en PostgreSQL.</w:t>
-      </w:r>
-    </w:p>
-    <w:p>
-      <w:pPr>
-        <w:pStyle w:val="Compact"/>
-        <w:numPr>
-          <w:ilvl w:val="0"/>
-          <w:numId w:val="1004"/>
-        </w:numPr>
-      </w:pPr>
-      <w:r>
-        <w:t xml:space="preserve">Verificación exhaustiva de que no existan materias con cierre en</w:t>
-      </w:r>
-      <w:r>
-        <w:t xml:space="preserve"> </w:t>
-      </w:r>
-      <w:r>
-        <w:rPr>
-          <w:rStyle w:val="VerbatimChar"/>
-        </w:rPr>
-        <w:t xml:space="preserve">ABIERTO</w:t>
-      </w:r>
-      <w:r>
-        <w:t xml:space="preserve"> </w:t>
-      </w:r>
-      <w:r>
-        <w:t xml:space="preserve">antes de permitir al directivo cerrar el periodo institucional.</w:t>
-      </w:r>
-    </w:p>
-    <w:p>
-      <w:pPr>
-        <w:pStyle w:val="Compact"/>
-        <w:numPr>
-          <w:ilvl w:val="0"/>
-          <w:numId w:val="1004"/>
-        </w:numPr>
-      </w:pPr>
-      <w:r>
-        <w:t xml:space="preserve">Validación de rol directivo/rector para la reapertura de cierres.</w:t>
-      </w:r>
-    </w:p>
-    <w:bookmarkEnd w:id="32"/>
-    <w:bookmarkStart w:id="33" w:name="frontend-1"/>
-    <w:p>
-      <w:pPr>
-        <w:pStyle w:val="Heading3"/>
-      </w:pPr>
-      <w:r>
-        <w:t xml:space="preserve">Frontend</w:t>
-      </w:r>
-    </w:p>
-    <w:p>
-      <w:pPr>
-        <w:pStyle w:val="Compact"/>
-        <w:numPr>
-          <w:ilvl w:val="0"/>
-          <w:numId w:val="1005"/>
-        </w:numPr>
-      </w:pPr>
-      <w:r>
-        <w:t xml:space="preserve">Despliegue de una barra de progreso que indica visualmente el porcentaje de materias consolidadas por los docentes.</w:t>
-      </w:r>
-    </w:p>
-    <w:p>
-      <w:pPr>
-        <w:pStyle w:val="Compact"/>
-        <w:numPr>
-          <w:ilvl w:val="0"/>
-          <w:numId w:val="1005"/>
-        </w:numPr>
-      </w:pPr>
-      <w:r>
-        <w:t xml:space="preserve">Inhabilitación de los controles de descarga masiva si el validador de cierre de periodo retorna falso.</w:t>
+        <w:rPr>
+          <w:b/>
+          <w:bCs/>
+        </w:rPr>
+        <w:t xml:space="preserve">→ Estructura Escolar:</w:t>
+      </w:r>
+      <w:r>
+        <w:t xml:space="preserve"> </w:t>
+      </w:r>
+      <w:r>
+        <w:t xml:space="preserve">Resuelve directivos y docentes para estampar firmas de Rector y Titular de grupo.</w:t>
       </w:r>
     </w:p>
     <w:p>
@@ -2771,15 +3515,14 @@
         </w:pict>
       </w:r>
     </w:p>
-    <w:bookmarkEnd w:id="33"/>
-    <w:bookmarkEnd w:id="34"/>
-    <w:bookmarkStart w:id="35" w:name="decisiones-de-diseño"/>
+    <w:bookmarkEnd w:id="30"/>
+    <w:bookmarkStart w:id="31" w:name="decisiones-de-diseño"/>
     <w:p>
       <w:pPr>
         <w:pStyle w:val="Heading2"/>
       </w:pPr>
       <w:r>
-        <w:t xml:space="preserve">9. Decisiones de Diseño</w:t>
+        <w:t xml:space="preserve">8. Decisiones de Diseño</w:t>
       </w:r>
     </w:p>
     <w:tbl>
@@ -2815,7 +3558,7 @@
               <w:pStyle w:val="Compact"/>
             </w:pPr>
             <w:r>
-              <w:t xml:space="preserve">Justificación</w:t>
+              <w:t xml:space="preserve">Justificación Técnica</w:t>
             </w:r>
           </w:p>
         </w:tc>
@@ -2832,14 +3575,44 @@
                 <w:b/>
                 <w:bCs/>
               </w:rPr>
-              <w:t xml:space="preserve">Consolidación en Tabla</w:t>
-            </w:r>
+              <w:t xml:space="preserve">Cierre Escalonado con Puerta de Justificación (422)</w:t>
+            </w:r>
+          </w:p>
+        </w:tc>
+        <w:tc>
+          <w:tcPr/>
+          <w:p>
+            <w:pPr>
+              <w:pStyle w:val="Compact"/>
+            </w:pPr>
+            <w:r>
+              <w:t xml:space="preserve">No bloquea de forma intransigente al docente que por motivos de tiempo no evaluó una evidencia DBA, sino que le exige documentar pedagógicamente la razón (</w:t>
+            </w:r>
+            <w:r>
+              <w:rPr>
+                <w:rStyle w:val="VerbatimChar"/>
+              </w:rPr>
+              <w:t xml:space="preserve">justificacion_evidencias_pendientes</w:t>
+            </w:r>
+            <w:r>
+              <w:t xml:space="preserve">) para conocimiento de la coordinación académica.</w:t>
+            </w:r>
+          </w:p>
+        </w:tc>
+      </w:tr>
+      <w:tr>
+        <w:tc>
+          <w:tcPr/>
+          <w:p>
+            <w:pPr>
+              <w:pStyle w:val="Compact"/>
+            </w:pPr>
             <w:r>
               <w:rPr>
                 <w:b/>
                 <w:bCs/>
               </w:rPr>
-              <w:t xml:space="preserve"> </w:t>
+              <w:t xml:space="preserve">Cálculo de Ranking con Window Functions (</w:t>
             </w:r>
             <w:r>
               <w:rPr>
@@ -2847,18 +3620,34 @@
                 <w:b/>
                 <w:bCs/>
               </w:rPr>
-              <w:t xml:space="preserve">resultado_academico</w:t>
-            </w:r>
-          </w:p>
-        </w:tc>
-        <w:tc>
-          <w:tcPr/>
-          <w:p>
-            <w:pPr>
-              <w:pStyle w:val="Compact"/>
-            </w:pPr>
-            <w:r>
-              <w:t xml:space="preserve">Evita calcular promedios pesados en caliente en cada consulta de boletines; el promedio se escribe una sola vez en el cierre y se lee instantáneamente para generar el PDF.</w:t>
+              <w:t xml:space="preserve">RANK()</w:t>
+            </w:r>
+            <w:r>
+              <w:rPr>
+                <w:b/>
+                <w:bCs/>
+              </w:rPr>
+              <w:t xml:space="preserve">)</w:t>
+            </w:r>
+          </w:p>
+        </w:tc>
+        <w:tc>
+          <w:tcPr/>
+          <w:p>
+            <w:pPr>
+              <w:pStyle w:val="Compact"/>
+            </w:pPr>
+            <w:r>
+              <w:t xml:space="preserve">Realiza el cálculo del puesto en el salón en una sola consulta optimizada a nivel de base de datos (</w:t>
+            </w:r>
+            <w:r>
+              <w:rPr>
+                <w:rStyle w:val="VerbatimChar"/>
+              </w:rPr>
+              <w:t xml:space="preserve">RANK() OVER (ORDER BY student_avg DESC)</w:t>
+            </w:r>
+            <w:r>
+              <w:t xml:space="preserve">), eliminando la necesidad de algoritmos de ordenamiento pesados en Node.js.</w:t>
             </w:r>
           </w:p>
         </w:tc>
@@ -2875,25 +3664,25 @@
                 <w:b/>
                 <w:bCs/>
               </w:rPr>
-              <w:t xml:space="preserve">Bypass de Reapertura de Materia</w:t>
-            </w:r>
-          </w:p>
-        </w:tc>
-        <w:tc>
-          <w:tcPr/>
-          <w:p>
-            <w:pPr>
-              <w:pStyle w:val="Compact"/>
-            </w:pPr>
-            <w:r>
-              <w:t xml:space="preserve">Ahorra el tener que abrir todo el colegio por el error de un solo docente, manteniendo protegida la inmutabilidad de los demás cursos.</w:t>
+              <w:t xml:space="preserve">Reapertura Quirúrgica por Asignatura</w:t>
+            </w:r>
+          </w:p>
+        </w:tc>
+        <w:tc>
+          <w:tcPr/>
+          <w:p>
+            <w:pPr>
+              <w:pStyle w:val="Compact"/>
+            </w:pPr>
+            <w:r>
+              <w:t xml:space="preserve">Otorga al directivo la flexibilidad de atender reclamos o correcciones docentes sin romper la inmutabilidad de los cursos que ya concluyeron exitosamente su periodo.</w:t>
             </w:r>
           </w:p>
         </w:tc>
       </w:tr>
     </w:tbl>
-    <w:bookmarkEnd w:id="35"/>
-    <w:bookmarkEnd w:id="36"/>
+    <w:bookmarkEnd w:id="31"/>
+    <w:bookmarkEnd w:id="32"/>
     <w:sectPr>
       <w:footnotePr>
         <w:numRestart w:val="eachSect"/>
@@ -3107,91 +3896,6 @@
       </w:rPr>
     </w:lvl>
   </w:abstractNum>
-  <w:abstractNum w:abstractNumId="99411">
-    <w:nsid w:val="00A99411"/>
-    <w:multiLevelType w:val="multilevel"/>
-    <w:lvl w:ilvl="0">
-      <w:start w:val="1"/>
-      <w:numFmt w:val="decimal"/>
-      <w:lvlText w:val="%1."/>
-      <w:lvlJc w:val="left"/>
-      <w:pPr>
-        <w:ind w:left="720" w:hanging="360"/>
-      </w:pPr>
-    </w:lvl>
-    <w:lvl w:ilvl="1">
-      <w:start w:val="1"/>
-      <w:numFmt w:val="decimal"/>
-      <w:lvlText w:val="%2."/>
-      <w:lvlJc w:val="left"/>
-      <w:pPr>
-        <w:ind w:left="1440" w:hanging="360"/>
-      </w:pPr>
-    </w:lvl>
-    <w:lvl w:ilvl="2">
-      <w:start w:val="1"/>
-      <w:numFmt w:val="decimal"/>
-      <w:lvlText w:val="%3."/>
-      <w:lvlJc w:val="left"/>
-      <w:pPr>
-        <w:ind w:left="2160" w:hanging="360"/>
-      </w:pPr>
-    </w:lvl>
-    <w:lvl w:ilvl="3">
-      <w:start w:val="1"/>
-      <w:numFmt w:val="decimal"/>
-      <w:lvlText w:val="%4."/>
-      <w:lvlJc w:val="left"/>
-      <w:pPr>
-        <w:ind w:left="2880" w:hanging="360"/>
-      </w:pPr>
-    </w:lvl>
-    <w:lvl w:ilvl="4">
-      <w:start w:val="1"/>
-      <w:numFmt w:val="decimal"/>
-      <w:lvlText w:val="%5."/>
-      <w:lvlJc w:val="left"/>
-      <w:pPr>
-        <w:ind w:left="3600" w:hanging="360"/>
-      </w:pPr>
-    </w:lvl>
-    <w:lvl w:ilvl="5">
-      <w:start w:val="1"/>
-      <w:numFmt w:val="decimal"/>
-      <w:lvlText w:val="%6."/>
-      <w:lvlJc w:val="left"/>
-      <w:pPr>
-        <w:ind w:left="4320" w:hanging="360"/>
-      </w:pPr>
-    </w:lvl>
-    <w:lvl w:ilvl="6">
-      <w:start w:val="1"/>
-      <w:numFmt w:val="decimal"/>
-      <w:lvlText w:val="%7."/>
-      <w:lvlJc w:val="left"/>
-      <w:pPr>
-        <w:ind w:left="5040" w:hanging="360"/>
-      </w:pPr>
-    </w:lvl>
-    <w:lvl w:ilvl="7">
-      <w:start w:val="1"/>
-      <w:numFmt w:val="decimal"/>
-      <w:lvlText w:val="%8."/>
-      <w:lvlJc w:val="left"/>
-      <w:pPr>
-        <w:ind w:left="5760" w:hanging="360"/>
-      </w:pPr>
-    </w:lvl>
-    <w:lvl w:ilvl="8">
-      <w:start w:val="1"/>
-      <w:numFmt w:val="decimal"/>
-      <w:lvlText w:val="%9."/>
-      <w:lvlJc w:val="left"/>
-      <w:pPr>
-        <w:ind w:left="6480" w:hanging="360"/>
-      </w:pPr>
-    </w:lvl>
-  </w:abstractNum>
   <w:num w:numId="1000">
     <w:abstractNumId w:val="990"/>
   </w:num>
@@ -3199,42 +3903,6 @@
     <w:abstractNumId w:val="991"/>
   </w:num>
   <w:num w:numId="1002">
-    <w:abstractNumId w:val="99411"/>
-    <w:lvlOverride w:ilvl="0">
-      <w:startOverride w:val="1"/>
-    </w:lvlOverride>
-    <w:lvlOverride w:ilvl="1">
-      <w:startOverride w:val="1"/>
-    </w:lvlOverride>
-    <w:lvlOverride w:ilvl="2">
-      <w:startOverride w:val="1"/>
-    </w:lvlOverride>
-    <w:lvlOverride w:ilvl="3">
-      <w:startOverride w:val="1"/>
-    </w:lvlOverride>
-    <w:lvlOverride w:ilvl="4">
-      <w:startOverride w:val="1"/>
-    </w:lvlOverride>
-    <w:lvlOverride w:ilvl="5">
-      <w:startOverride w:val="1"/>
-    </w:lvlOverride>
-    <w:lvlOverride w:ilvl="6">
-      <w:startOverride w:val="1"/>
-    </w:lvlOverride>
-    <w:lvlOverride w:ilvl="7">
-      <w:startOverride w:val="1"/>
-    </w:lvlOverride>
-    <w:lvlOverride w:ilvl="8">
-      <w:startOverride w:val="1"/>
-    </w:lvlOverride>
-  </w:num>
-  <w:num w:numId="1003">
-    <w:abstractNumId w:val="991"/>
-  </w:num>
-  <w:num w:numId="1004">
-    <w:abstractNumId w:val="991"/>
-  </w:num>
-  <w:num w:numId="1005">
     <w:abstractNumId w:val="991"/>
   </w:num>
 </w:numbering>
